--- a/KURIKULUM2026_REVISI/DOCX/009C_CPL_PENGETAHUAN_SISTEKIN.docx
+++ b/KURIKULUM2026_REVISI/DOCX/009C_CPL_PENGETAHUAN_SISTEKIN.docx
@@ -112,9 +112,9 @@
       <w:r>
         <w:rPr>
           <w:color w:val="C8D2E1"/>
-          <w:sz w:val="16"/>
+          <w:sz w:val="14"/>
         </w:rPr>
-        <w:t>_________________________________________________________________________________</w:t>
+        <w:t>————————————————————————————————————————————————————————————————————————————————————————————————————————————————————————</w:t>
       </w:r>
     </w:p>
     <w:p>
@@ -148,11 +148,11 @@
         </w:tblBorders>
       </w:tblPr>
       <w:tblGrid>
-        <w:gridCol w:w="1806"/>
-        <w:gridCol w:w="1806"/>
-        <w:gridCol w:w="1806"/>
-        <w:gridCol w:w="1806"/>
-        <w:gridCol w:w="1806"/>
+        <w:gridCol w:w="2992"/>
+        <w:gridCol w:w="2992"/>
+        <w:gridCol w:w="2992"/>
+        <w:gridCol w:w="2992"/>
+        <w:gridCol w:w="2992"/>
       </w:tblGrid>
       <w:tr>
         <w:trPr>
@@ -162,7 +162,7 @@
         </w:trPr>
         <w:tc>
           <w:tcPr>
-            <w:tcW w:type="dxa" w:w="1806"/>
+            <w:tcW w:type="dxa" w:w="2992"/>
             <w:vAlign w:val="center"/>
             <w:shd w:fill="1F3864"/>
             <w:tcMar>
@@ -190,7 +190,7 @@
         </w:tc>
         <w:tc>
           <w:tcPr>
-            <w:tcW w:type="dxa" w:w="1806"/>
+            <w:tcW w:type="dxa" w:w="2992"/>
             <w:vAlign w:val="center"/>
             <w:shd w:fill="1F3864"/>
             <w:tcMar>
@@ -218,7 +218,7 @@
         </w:tc>
         <w:tc>
           <w:tcPr>
-            <w:tcW w:type="dxa" w:w="1806"/>
+            <w:tcW w:type="dxa" w:w="2992"/>
             <w:vAlign w:val="center"/>
             <w:shd w:fill="1F3864"/>
             <w:tcMar>
@@ -246,7 +246,7 @@
         </w:tc>
         <w:tc>
           <w:tcPr>
-            <w:tcW w:type="dxa" w:w="1806"/>
+            <w:tcW w:type="dxa" w:w="2992"/>
             <w:vAlign w:val="center"/>
             <w:shd w:fill="1F3864"/>
             <w:tcMar>
@@ -274,7 +274,7 @@
         </w:tc>
         <w:tc>
           <w:tcPr>
-            <w:tcW w:type="dxa" w:w="1806"/>
+            <w:tcW w:type="dxa" w:w="2992"/>
             <w:vAlign w:val="center"/>
             <w:shd w:fill="1F3864"/>
             <w:tcMar>
@@ -307,14 +307,14 @@
         </w:trPr>
         <w:tc>
           <w:tcPr>
-            <w:tcW w:type="dxa" w:w="1806"/>
+            <w:tcW w:type="dxa" w:w="2992"/>
             <w:vAlign w:val="center"/>
             <w:shd w:fill="FFFFFF"/>
             <w:tcMar>
-              <w:top w:w="80" w:type="dxa"/>
-              <w:bottom w:w="80" w:type="dxa"/>
-              <w:left w:w="100" w:type="dxa"/>
-              <w:right w:w="100" w:type="dxa"/>
+              <w:top w:w="70" w:type="dxa"/>
+              <w:bottom w:w="70" w:type="dxa"/>
+              <w:left w:w="90" w:type="dxa"/>
+              <w:right w:w="90" w:type="dxa"/>
             </w:tcMar>
           </w:tcPr>
           <w:p>
@@ -335,14 +335,14 @@
         </w:tc>
         <w:tc>
           <w:tcPr>
-            <w:tcW w:type="dxa" w:w="1806"/>
+            <w:tcW w:type="dxa" w:w="2992"/>
             <w:vAlign w:val="center"/>
             <w:shd w:fill="FFFFFF"/>
             <w:tcMar>
-              <w:top w:w="80" w:type="dxa"/>
-              <w:bottom w:w="80" w:type="dxa"/>
-              <w:left w:w="100" w:type="dxa"/>
-              <w:right w:w="100" w:type="dxa"/>
+              <w:top w:w="70" w:type="dxa"/>
+              <w:bottom w:w="70" w:type="dxa"/>
+              <w:left w:w="90" w:type="dxa"/>
+              <w:right w:w="90" w:type="dxa"/>
             </w:tcMar>
           </w:tcPr>
           <w:p>
@@ -362,14 +362,14 @@
         </w:tc>
         <w:tc>
           <w:tcPr>
-            <w:tcW w:type="dxa" w:w="1806"/>
+            <w:tcW w:type="dxa" w:w="2992"/>
             <w:vAlign w:val="center"/>
             <w:shd w:fill="FFFFFF"/>
             <w:tcMar>
-              <w:top w:w="80" w:type="dxa"/>
-              <w:bottom w:w="80" w:type="dxa"/>
-              <w:left w:w="100" w:type="dxa"/>
-              <w:right w:w="100" w:type="dxa"/>
+              <w:top w:w="70" w:type="dxa"/>
+              <w:bottom w:w="70" w:type="dxa"/>
+              <w:left w:w="90" w:type="dxa"/>
+              <w:right w:w="90" w:type="dxa"/>
             </w:tcMar>
           </w:tcPr>
           <w:p>
@@ -389,14 +389,14 @@
         </w:tc>
         <w:tc>
           <w:tcPr>
-            <w:tcW w:type="dxa" w:w="1806"/>
+            <w:tcW w:type="dxa" w:w="2992"/>
             <w:vAlign w:val="center"/>
             <w:shd w:fill="FFFFFF"/>
             <w:tcMar>
-              <w:top w:w="80" w:type="dxa"/>
-              <w:bottom w:w="80" w:type="dxa"/>
-              <w:left w:w="100" w:type="dxa"/>
-              <w:right w:w="100" w:type="dxa"/>
+              <w:top w:w="70" w:type="dxa"/>
+              <w:bottom w:w="70" w:type="dxa"/>
+              <w:left w:w="90" w:type="dxa"/>
+              <w:right w:w="90" w:type="dxa"/>
             </w:tcMar>
           </w:tcPr>
           <w:p>
@@ -416,14 +416,14 @@
         </w:tc>
         <w:tc>
           <w:tcPr>
-            <w:tcW w:type="dxa" w:w="1806"/>
+            <w:tcW w:type="dxa" w:w="2992"/>
             <w:vAlign w:val="center"/>
             <w:shd w:fill="FFFFFF"/>
             <w:tcMar>
-              <w:top w:w="80" w:type="dxa"/>
-              <w:bottom w:w="80" w:type="dxa"/>
-              <w:left w:w="100" w:type="dxa"/>
-              <w:right w:w="100" w:type="dxa"/>
+              <w:top w:w="70" w:type="dxa"/>
+              <w:bottom w:w="70" w:type="dxa"/>
+              <w:left w:w="90" w:type="dxa"/>
+              <w:right w:w="90" w:type="dxa"/>
             </w:tcMar>
           </w:tcPr>
           <w:p>
@@ -449,14 +449,14 @@
         </w:trPr>
         <w:tc>
           <w:tcPr>
-            <w:tcW w:type="dxa" w:w="1806"/>
+            <w:tcW w:type="dxa" w:w="2992"/>
             <w:vAlign w:val="center"/>
             <w:shd w:fill="F2F5F9"/>
             <w:tcMar>
-              <w:top w:w="80" w:type="dxa"/>
-              <w:bottom w:w="80" w:type="dxa"/>
-              <w:left w:w="100" w:type="dxa"/>
-              <w:right w:w="100" w:type="dxa"/>
+              <w:top w:w="70" w:type="dxa"/>
+              <w:bottom w:w="70" w:type="dxa"/>
+              <w:left w:w="90" w:type="dxa"/>
+              <w:right w:w="90" w:type="dxa"/>
             </w:tcMar>
           </w:tcPr>
           <w:p>
@@ -477,14 +477,14 @@
         </w:tc>
         <w:tc>
           <w:tcPr>
-            <w:tcW w:type="dxa" w:w="1806"/>
+            <w:tcW w:type="dxa" w:w="2992"/>
             <w:vAlign w:val="center"/>
             <w:shd w:fill="F2F5F9"/>
             <w:tcMar>
-              <w:top w:w="80" w:type="dxa"/>
-              <w:bottom w:w="80" w:type="dxa"/>
-              <w:left w:w="100" w:type="dxa"/>
-              <w:right w:w="100" w:type="dxa"/>
+              <w:top w:w="70" w:type="dxa"/>
+              <w:bottom w:w="70" w:type="dxa"/>
+              <w:left w:w="90" w:type="dxa"/>
+              <w:right w:w="90" w:type="dxa"/>
             </w:tcMar>
           </w:tcPr>
           <w:p>
@@ -504,14 +504,14 @@
         </w:tc>
         <w:tc>
           <w:tcPr>
-            <w:tcW w:type="dxa" w:w="1806"/>
+            <w:tcW w:type="dxa" w:w="2992"/>
             <w:vAlign w:val="center"/>
             <w:shd w:fill="F2F5F9"/>
             <w:tcMar>
-              <w:top w:w="80" w:type="dxa"/>
-              <w:bottom w:w="80" w:type="dxa"/>
-              <w:left w:w="100" w:type="dxa"/>
-              <w:right w:w="100" w:type="dxa"/>
+              <w:top w:w="70" w:type="dxa"/>
+              <w:bottom w:w="70" w:type="dxa"/>
+              <w:left w:w="90" w:type="dxa"/>
+              <w:right w:w="90" w:type="dxa"/>
             </w:tcMar>
           </w:tcPr>
           <w:p>
@@ -531,14 +531,14 @@
         </w:tc>
         <w:tc>
           <w:tcPr>
-            <w:tcW w:type="dxa" w:w="1806"/>
+            <w:tcW w:type="dxa" w:w="2992"/>
             <w:vAlign w:val="center"/>
             <w:shd w:fill="F2F5F9"/>
             <w:tcMar>
-              <w:top w:w="80" w:type="dxa"/>
-              <w:bottom w:w="80" w:type="dxa"/>
-              <w:left w:w="100" w:type="dxa"/>
-              <w:right w:w="100" w:type="dxa"/>
+              <w:top w:w="70" w:type="dxa"/>
+              <w:bottom w:w="70" w:type="dxa"/>
+              <w:left w:w="90" w:type="dxa"/>
+              <w:right w:w="90" w:type="dxa"/>
             </w:tcMar>
           </w:tcPr>
           <w:p>
@@ -558,14 +558,14 @@
         </w:tc>
         <w:tc>
           <w:tcPr>
-            <w:tcW w:type="dxa" w:w="1806"/>
+            <w:tcW w:type="dxa" w:w="2992"/>
             <w:vAlign w:val="center"/>
             <w:shd w:fill="F2F5F9"/>
             <w:tcMar>
-              <w:top w:w="80" w:type="dxa"/>
-              <w:bottom w:w="80" w:type="dxa"/>
-              <w:left w:w="100" w:type="dxa"/>
-              <w:right w:w="100" w:type="dxa"/>
+              <w:top w:w="70" w:type="dxa"/>
+              <w:bottom w:w="70" w:type="dxa"/>
+              <w:left w:w="90" w:type="dxa"/>
+              <w:right w:w="90" w:type="dxa"/>
             </w:tcMar>
           </w:tcPr>
           <w:p>
@@ -591,14 +591,14 @@
         </w:trPr>
         <w:tc>
           <w:tcPr>
-            <w:tcW w:type="dxa" w:w="1806"/>
+            <w:tcW w:type="dxa" w:w="2992"/>
             <w:vAlign w:val="center"/>
             <w:shd w:fill="FFFFFF"/>
             <w:tcMar>
-              <w:top w:w="80" w:type="dxa"/>
-              <w:bottom w:w="80" w:type="dxa"/>
-              <w:left w:w="100" w:type="dxa"/>
-              <w:right w:w="100" w:type="dxa"/>
+              <w:top w:w="70" w:type="dxa"/>
+              <w:bottom w:w="70" w:type="dxa"/>
+              <w:left w:w="90" w:type="dxa"/>
+              <w:right w:w="90" w:type="dxa"/>
             </w:tcMar>
           </w:tcPr>
           <w:p>
@@ -619,14 +619,14 @@
         </w:tc>
         <w:tc>
           <w:tcPr>
-            <w:tcW w:type="dxa" w:w="1806"/>
+            <w:tcW w:type="dxa" w:w="2992"/>
             <w:vAlign w:val="center"/>
             <w:shd w:fill="FFFFFF"/>
             <w:tcMar>
-              <w:top w:w="80" w:type="dxa"/>
-              <w:bottom w:w="80" w:type="dxa"/>
-              <w:left w:w="100" w:type="dxa"/>
-              <w:right w:w="100" w:type="dxa"/>
+              <w:top w:w="70" w:type="dxa"/>
+              <w:bottom w:w="70" w:type="dxa"/>
+              <w:left w:w="90" w:type="dxa"/>
+              <w:right w:w="90" w:type="dxa"/>
             </w:tcMar>
           </w:tcPr>
           <w:p>
@@ -663,14 +663,14 @@
         </w:tc>
         <w:tc>
           <w:tcPr>
-            <w:tcW w:type="dxa" w:w="1806"/>
+            <w:tcW w:type="dxa" w:w="2992"/>
             <w:vAlign w:val="center"/>
             <w:shd w:fill="FFFFFF"/>
             <w:tcMar>
-              <w:top w:w="80" w:type="dxa"/>
-              <w:bottom w:w="80" w:type="dxa"/>
-              <w:left w:w="100" w:type="dxa"/>
-              <w:right w:w="100" w:type="dxa"/>
+              <w:top w:w="70" w:type="dxa"/>
+              <w:bottom w:w="70" w:type="dxa"/>
+              <w:left w:w="90" w:type="dxa"/>
+              <w:right w:w="90" w:type="dxa"/>
             </w:tcMar>
           </w:tcPr>
           <w:p>
@@ -690,14 +690,14 @@
         </w:tc>
         <w:tc>
           <w:tcPr>
-            <w:tcW w:type="dxa" w:w="1806"/>
+            <w:tcW w:type="dxa" w:w="2992"/>
             <w:vAlign w:val="center"/>
             <w:shd w:fill="FFFFFF"/>
             <w:tcMar>
-              <w:top w:w="80" w:type="dxa"/>
-              <w:bottom w:w="80" w:type="dxa"/>
-              <w:left w:w="100" w:type="dxa"/>
-              <w:right w:w="100" w:type="dxa"/>
+              <w:top w:w="70" w:type="dxa"/>
+              <w:bottom w:w="70" w:type="dxa"/>
+              <w:left w:w="90" w:type="dxa"/>
+              <w:right w:w="90" w:type="dxa"/>
             </w:tcMar>
           </w:tcPr>
           <w:p>
@@ -717,14 +717,14 @@
         </w:tc>
         <w:tc>
           <w:tcPr>
-            <w:tcW w:type="dxa" w:w="1806"/>
+            <w:tcW w:type="dxa" w:w="2992"/>
             <w:vAlign w:val="center"/>
             <w:shd w:fill="FFFFFF"/>
             <w:tcMar>
-              <w:top w:w="80" w:type="dxa"/>
-              <w:bottom w:w="80" w:type="dxa"/>
-              <w:left w:w="100" w:type="dxa"/>
-              <w:right w:w="100" w:type="dxa"/>
+              <w:top w:w="70" w:type="dxa"/>
+              <w:bottom w:w="70" w:type="dxa"/>
+              <w:left w:w="90" w:type="dxa"/>
+              <w:right w:w="90" w:type="dxa"/>
             </w:tcMar>
           </w:tcPr>
           <w:p>
@@ -750,14 +750,14 @@
         </w:trPr>
         <w:tc>
           <w:tcPr>
-            <w:tcW w:type="dxa" w:w="1806"/>
+            <w:tcW w:type="dxa" w:w="2992"/>
             <w:vAlign w:val="center"/>
             <w:shd w:fill="F2F5F9"/>
             <w:tcMar>
-              <w:top w:w="80" w:type="dxa"/>
-              <w:bottom w:w="80" w:type="dxa"/>
-              <w:left w:w="100" w:type="dxa"/>
-              <w:right w:w="100" w:type="dxa"/>
+              <w:top w:w="70" w:type="dxa"/>
+              <w:bottom w:w="70" w:type="dxa"/>
+              <w:left w:w="90" w:type="dxa"/>
+              <w:right w:w="90" w:type="dxa"/>
             </w:tcMar>
           </w:tcPr>
           <w:p>
@@ -778,14 +778,14 @@
         </w:tc>
         <w:tc>
           <w:tcPr>
-            <w:tcW w:type="dxa" w:w="1806"/>
+            <w:tcW w:type="dxa" w:w="2992"/>
             <w:vAlign w:val="center"/>
             <w:shd w:fill="F2F5F9"/>
             <w:tcMar>
-              <w:top w:w="80" w:type="dxa"/>
-              <w:bottom w:w="80" w:type="dxa"/>
-              <w:left w:w="100" w:type="dxa"/>
-              <w:right w:w="100" w:type="dxa"/>
+              <w:top w:w="70" w:type="dxa"/>
+              <w:bottom w:w="70" w:type="dxa"/>
+              <w:left w:w="90" w:type="dxa"/>
+              <w:right w:w="90" w:type="dxa"/>
             </w:tcMar>
           </w:tcPr>
           <w:p>
@@ -805,14 +805,14 @@
         </w:tc>
         <w:tc>
           <w:tcPr>
-            <w:tcW w:type="dxa" w:w="1806"/>
+            <w:tcW w:type="dxa" w:w="2992"/>
             <w:vAlign w:val="center"/>
             <w:shd w:fill="F2F5F9"/>
             <w:tcMar>
-              <w:top w:w="80" w:type="dxa"/>
-              <w:bottom w:w="80" w:type="dxa"/>
-              <w:left w:w="100" w:type="dxa"/>
-              <w:right w:w="100" w:type="dxa"/>
+              <w:top w:w="70" w:type="dxa"/>
+              <w:bottom w:w="70" w:type="dxa"/>
+              <w:left w:w="90" w:type="dxa"/>
+              <w:right w:w="90" w:type="dxa"/>
             </w:tcMar>
           </w:tcPr>
           <w:p>
@@ -832,14 +832,14 @@
         </w:tc>
         <w:tc>
           <w:tcPr>
-            <w:tcW w:type="dxa" w:w="1806"/>
+            <w:tcW w:type="dxa" w:w="2992"/>
             <w:vAlign w:val="center"/>
             <w:shd w:fill="F2F5F9"/>
             <w:tcMar>
-              <w:top w:w="80" w:type="dxa"/>
-              <w:bottom w:w="80" w:type="dxa"/>
-              <w:left w:w="100" w:type="dxa"/>
-              <w:right w:w="100" w:type="dxa"/>
+              <w:top w:w="70" w:type="dxa"/>
+              <w:bottom w:w="70" w:type="dxa"/>
+              <w:left w:w="90" w:type="dxa"/>
+              <w:right w:w="90" w:type="dxa"/>
             </w:tcMar>
           </w:tcPr>
           <w:p>
@@ -859,14 +859,14 @@
         </w:tc>
         <w:tc>
           <w:tcPr>
-            <w:tcW w:type="dxa" w:w="1806"/>
+            <w:tcW w:type="dxa" w:w="2992"/>
             <w:vAlign w:val="center"/>
             <w:shd w:fill="F2F5F9"/>
             <w:tcMar>
-              <w:top w:w="80" w:type="dxa"/>
-              <w:bottom w:w="80" w:type="dxa"/>
-              <w:left w:w="100" w:type="dxa"/>
-              <w:right w:w="100" w:type="dxa"/>
+              <w:top w:w="70" w:type="dxa"/>
+              <w:bottom w:w="70" w:type="dxa"/>
+              <w:left w:w="90" w:type="dxa"/>
+              <w:right w:w="90" w:type="dxa"/>
             </w:tcMar>
           </w:tcPr>
           <w:p>
@@ -889,7 +889,7 @@
     </w:tbl>
     <w:p>
       <w:pPr>
-        <w:spacing w:after="120"/>
+        <w:spacing w:after="100"/>
       </w:pPr>
     </w:p>
     <w:p>
@@ -899,9 +899,9 @@
       <w:r>
         <w:rPr>
           <w:color w:val="C8D2E1"/>
-          <w:sz w:val="16"/>
+          <w:sz w:val="14"/>
         </w:rPr>
-        <w:t>_________________________________________________________________________________</w:t>
+        <w:t>————————————————————————————————————————————————————————————————————————————————————————————————————————————————————————</w:t>
       </w:r>
     </w:p>
     <w:p>
@@ -950,9 +950,9 @@
         </w:tblBorders>
       </w:tblPr>
       <w:tblGrid>
-        <w:gridCol w:w="3010"/>
-        <w:gridCol w:w="3010"/>
-        <w:gridCol w:w="3010"/>
+        <w:gridCol w:w="4987"/>
+        <w:gridCol w:w="4987"/>
+        <w:gridCol w:w="4987"/>
       </w:tblGrid>
       <w:tr>
         <w:trPr>
@@ -962,7 +962,7 @@
         </w:trPr>
         <w:tc>
           <w:tcPr>
-            <w:tcW w:type="dxa" w:w="3010"/>
+            <w:tcW w:type="dxa" w:w="4987"/>
             <w:vAlign w:val="center"/>
             <w:shd w:fill="1F3864"/>
             <w:tcMar>
@@ -990,7 +990,7 @@
         </w:tc>
         <w:tc>
           <w:tcPr>
-            <w:tcW w:type="dxa" w:w="3010"/>
+            <w:tcW w:type="dxa" w:w="4987"/>
             <w:vAlign w:val="center"/>
             <w:shd w:fill="1F3864"/>
             <w:tcMar>
@@ -1018,7 +1018,7 @@
         </w:tc>
         <w:tc>
           <w:tcPr>
-            <w:tcW w:type="dxa" w:w="3010"/>
+            <w:tcW w:type="dxa" w:w="4987"/>
             <w:vAlign w:val="center"/>
             <w:shd w:fill="1F3864"/>
             <w:tcMar>
@@ -1051,14 +1051,14 @@
         </w:trPr>
         <w:tc>
           <w:tcPr>
-            <w:tcW w:type="dxa" w:w="3010"/>
+            <w:tcW w:type="dxa" w:w="4987"/>
             <w:vAlign w:val="center"/>
             <w:shd w:fill="FFFFFF"/>
             <w:tcMar>
-              <w:top w:w="80" w:type="dxa"/>
-              <w:bottom w:w="80" w:type="dxa"/>
-              <w:left w:w="100" w:type="dxa"/>
-              <w:right w:w="100" w:type="dxa"/>
+              <w:top w:w="70" w:type="dxa"/>
+              <w:bottom w:w="70" w:type="dxa"/>
+              <w:left w:w="90" w:type="dxa"/>
+              <w:right w:w="90" w:type="dxa"/>
             </w:tcMar>
           </w:tcPr>
           <w:p>
@@ -1079,14 +1079,14 @@
         </w:tc>
         <w:tc>
           <w:tcPr>
-            <w:tcW w:type="dxa" w:w="3010"/>
+            <w:tcW w:type="dxa" w:w="4987"/>
             <w:vAlign w:val="center"/>
             <w:shd w:fill="FFFFFF"/>
             <w:tcMar>
-              <w:top w:w="80" w:type="dxa"/>
-              <w:bottom w:w="80" w:type="dxa"/>
-              <w:left w:w="100" w:type="dxa"/>
-              <w:right w:w="100" w:type="dxa"/>
+              <w:top w:w="70" w:type="dxa"/>
+              <w:bottom w:w="70" w:type="dxa"/>
+              <w:left w:w="90" w:type="dxa"/>
+              <w:right w:w="90" w:type="dxa"/>
             </w:tcMar>
           </w:tcPr>
           <w:p>
@@ -1106,14 +1106,14 @@
         </w:tc>
         <w:tc>
           <w:tcPr>
-            <w:tcW w:type="dxa" w:w="3010"/>
+            <w:tcW w:type="dxa" w:w="4987"/>
             <w:vAlign w:val="center"/>
             <w:shd w:fill="FFFFFF"/>
             <w:tcMar>
-              <w:top w:w="80" w:type="dxa"/>
-              <w:bottom w:w="80" w:type="dxa"/>
-              <w:left w:w="100" w:type="dxa"/>
-              <w:right w:w="100" w:type="dxa"/>
+              <w:top w:w="70" w:type="dxa"/>
+              <w:bottom w:w="70" w:type="dxa"/>
+              <w:left w:w="90" w:type="dxa"/>
+              <w:right w:w="90" w:type="dxa"/>
             </w:tcMar>
           </w:tcPr>
           <w:p>
@@ -1156,14 +1156,14 @@
         </w:trPr>
         <w:tc>
           <w:tcPr>
-            <w:tcW w:type="dxa" w:w="3010"/>
+            <w:tcW w:type="dxa" w:w="4987"/>
             <w:vAlign w:val="center"/>
             <w:shd w:fill="F2F5F9"/>
             <w:tcMar>
-              <w:top w:w="80" w:type="dxa"/>
-              <w:bottom w:w="80" w:type="dxa"/>
-              <w:left w:w="100" w:type="dxa"/>
-              <w:right w:w="100" w:type="dxa"/>
+              <w:top w:w="70" w:type="dxa"/>
+              <w:bottom w:w="70" w:type="dxa"/>
+              <w:left w:w="90" w:type="dxa"/>
+              <w:right w:w="90" w:type="dxa"/>
             </w:tcMar>
           </w:tcPr>
           <w:p>
@@ -1184,14 +1184,14 @@
         </w:tc>
         <w:tc>
           <w:tcPr>
-            <w:tcW w:type="dxa" w:w="3010"/>
+            <w:tcW w:type="dxa" w:w="4987"/>
             <w:vAlign w:val="center"/>
             <w:shd w:fill="F2F5F9"/>
             <w:tcMar>
-              <w:top w:w="80" w:type="dxa"/>
-              <w:bottom w:w="80" w:type="dxa"/>
-              <w:left w:w="100" w:type="dxa"/>
-              <w:right w:w="100" w:type="dxa"/>
+              <w:top w:w="70" w:type="dxa"/>
+              <w:bottom w:w="70" w:type="dxa"/>
+              <w:left w:w="90" w:type="dxa"/>
+              <w:right w:w="90" w:type="dxa"/>
             </w:tcMar>
           </w:tcPr>
           <w:p>
@@ -1211,14 +1211,14 @@
         </w:tc>
         <w:tc>
           <w:tcPr>
-            <w:tcW w:type="dxa" w:w="3010"/>
+            <w:tcW w:type="dxa" w:w="4987"/>
             <w:vAlign w:val="center"/>
             <w:shd w:fill="F2F5F9"/>
             <w:tcMar>
-              <w:top w:w="80" w:type="dxa"/>
-              <w:bottom w:w="80" w:type="dxa"/>
-              <w:left w:w="100" w:type="dxa"/>
-              <w:right w:w="100" w:type="dxa"/>
+              <w:top w:w="70" w:type="dxa"/>
+              <w:bottom w:w="70" w:type="dxa"/>
+              <w:left w:w="90" w:type="dxa"/>
+              <w:right w:w="90" w:type="dxa"/>
             </w:tcMar>
           </w:tcPr>
           <w:p>
@@ -1258,7 +1258,7 @@
     </w:tbl>
     <w:p>
       <w:pPr>
-        <w:spacing w:after="120"/>
+        <w:spacing w:after="100"/>
       </w:pPr>
     </w:p>
     <w:p>
@@ -1292,10 +1292,10 @@
         </w:tblBorders>
       </w:tblPr>
       <w:tblGrid>
-        <w:gridCol w:w="2257"/>
-        <w:gridCol w:w="2257"/>
-        <w:gridCol w:w="2257"/>
-        <w:gridCol w:w="2257"/>
+        <w:gridCol w:w="3740"/>
+        <w:gridCol w:w="3740"/>
+        <w:gridCol w:w="3740"/>
+        <w:gridCol w:w="3740"/>
       </w:tblGrid>
       <w:tr>
         <w:trPr>
@@ -1305,7 +1305,7 @@
         </w:trPr>
         <w:tc>
           <w:tcPr>
-            <w:tcW w:type="dxa" w:w="2257"/>
+            <w:tcW w:type="dxa" w:w="3740"/>
             <w:vAlign w:val="center"/>
             <w:shd w:fill="1F3864"/>
             <w:tcMar>
@@ -1333,7 +1333,7 @@
         </w:tc>
         <w:tc>
           <w:tcPr>
-            <w:tcW w:type="dxa" w:w="2257"/>
+            <w:tcW w:type="dxa" w:w="3740"/>
             <w:vAlign w:val="center"/>
             <w:shd w:fill="1F3864"/>
             <w:tcMar>
@@ -1361,7 +1361,7 @@
         </w:tc>
         <w:tc>
           <w:tcPr>
-            <w:tcW w:type="dxa" w:w="2257"/>
+            <w:tcW w:type="dxa" w:w="3740"/>
             <w:vAlign w:val="center"/>
             <w:shd w:fill="1F3864"/>
             <w:tcMar>
@@ -1389,7 +1389,7 @@
         </w:tc>
         <w:tc>
           <w:tcPr>
-            <w:tcW w:type="dxa" w:w="2257"/>
+            <w:tcW w:type="dxa" w:w="3740"/>
             <w:vAlign w:val="center"/>
             <w:shd w:fill="1F3864"/>
             <w:tcMar>
@@ -1422,14 +1422,14 @@
         </w:trPr>
         <w:tc>
           <w:tcPr>
-            <w:tcW w:type="dxa" w:w="2257"/>
+            <w:tcW w:type="dxa" w:w="3740"/>
             <w:vAlign w:val="center"/>
             <w:shd w:fill="FFFFFF"/>
             <w:tcMar>
-              <w:top w:w="80" w:type="dxa"/>
-              <w:bottom w:w="80" w:type="dxa"/>
-              <w:left w:w="100" w:type="dxa"/>
-              <w:right w:w="100" w:type="dxa"/>
+              <w:top w:w="70" w:type="dxa"/>
+              <w:bottom w:w="70" w:type="dxa"/>
+              <w:left w:w="90" w:type="dxa"/>
+              <w:right w:w="90" w:type="dxa"/>
             </w:tcMar>
           </w:tcPr>
           <w:p>
@@ -1449,14 +1449,14 @@
         </w:tc>
         <w:tc>
           <w:tcPr>
-            <w:tcW w:type="dxa" w:w="2257"/>
+            <w:tcW w:type="dxa" w:w="3740"/>
             <w:vAlign w:val="center"/>
             <w:shd w:fill="FFFFFF"/>
             <w:tcMar>
-              <w:top w:w="80" w:type="dxa"/>
-              <w:bottom w:w="80" w:type="dxa"/>
-              <w:left w:w="100" w:type="dxa"/>
-              <w:right w:w="100" w:type="dxa"/>
+              <w:top w:w="70" w:type="dxa"/>
+              <w:bottom w:w="70" w:type="dxa"/>
+              <w:left w:w="90" w:type="dxa"/>
+              <w:right w:w="90" w:type="dxa"/>
             </w:tcMar>
           </w:tcPr>
           <w:p>
@@ -1476,14 +1476,14 @@
         </w:tc>
         <w:tc>
           <w:tcPr>
-            <w:tcW w:type="dxa" w:w="2257"/>
+            <w:tcW w:type="dxa" w:w="3740"/>
             <w:vAlign w:val="center"/>
             <w:shd w:fill="FFFFFF"/>
             <w:tcMar>
-              <w:top w:w="80" w:type="dxa"/>
-              <w:bottom w:w="80" w:type="dxa"/>
-              <w:left w:w="100" w:type="dxa"/>
-              <w:right w:w="100" w:type="dxa"/>
+              <w:top w:w="70" w:type="dxa"/>
+              <w:bottom w:w="70" w:type="dxa"/>
+              <w:left w:w="90" w:type="dxa"/>
+              <w:right w:w="90" w:type="dxa"/>
             </w:tcMar>
           </w:tcPr>
           <w:p>
@@ -1503,14 +1503,14 @@
         </w:tc>
         <w:tc>
           <w:tcPr>
-            <w:tcW w:type="dxa" w:w="2257"/>
+            <w:tcW w:type="dxa" w:w="3740"/>
             <w:vAlign w:val="center"/>
             <w:shd w:fill="FFFFFF"/>
             <w:tcMar>
-              <w:top w:w="80" w:type="dxa"/>
-              <w:bottom w:w="80" w:type="dxa"/>
-              <w:left w:w="100" w:type="dxa"/>
-              <w:right w:w="100" w:type="dxa"/>
+              <w:top w:w="70" w:type="dxa"/>
+              <w:bottom w:w="70" w:type="dxa"/>
+              <w:left w:w="90" w:type="dxa"/>
+              <w:right w:w="90" w:type="dxa"/>
             </w:tcMar>
           </w:tcPr>
           <w:p>
@@ -1553,14 +1553,14 @@
         </w:trPr>
         <w:tc>
           <w:tcPr>
-            <w:tcW w:type="dxa" w:w="2257"/>
+            <w:tcW w:type="dxa" w:w="3740"/>
             <w:vAlign w:val="center"/>
             <w:shd w:fill="F2F5F9"/>
             <w:tcMar>
-              <w:top w:w="80" w:type="dxa"/>
-              <w:bottom w:w="80" w:type="dxa"/>
-              <w:left w:w="100" w:type="dxa"/>
-              <w:right w:w="100" w:type="dxa"/>
+              <w:top w:w="70" w:type="dxa"/>
+              <w:bottom w:w="70" w:type="dxa"/>
+              <w:left w:w="90" w:type="dxa"/>
+              <w:right w:w="90" w:type="dxa"/>
             </w:tcMar>
           </w:tcPr>
           <w:p>
@@ -1580,14 +1580,14 @@
         </w:tc>
         <w:tc>
           <w:tcPr>
-            <w:tcW w:type="dxa" w:w="2257"/>
+            <w:tcW w:type="dxa" w:w="3740"/>
             <w:vAlign w:val="center"/>
             <w:shd w:fill="F2F5F9"/>
             <w:tcMar>
-              <w:top w:w="80" w:type="dxa"/>
-              <w:bottom w:w="80" w:type="dxa"/>
-              <w:left w:w="100" w:type="dxa"/>
-              <w:right w:w="100" w:type="dxa"/>
+              <w:top w:w="70" w:type="dxa"/>
+              <w:bottom w:w="70" w:type="dxa"/>
+              <w:left w:w="90" w:type="dxa"/>
+              <w:right w:w="90" w:type="dxa"/>
             </w:tcMar>
           </w:tcPr>
           <w:p>
@@ -1607,14 +1607,14 @@
         </w:tc>
         <w:tc>
           <w:tcPr>
-            <w:tcW w:type="dxa" w:w="2257"/>
+            <w:tcW w:type="dxa" w:w="3740"/>
             <w:vAlign w:val="center"/>
             <w:shd w:fill="F2F5F9"/>
             <w:tcMar>
-              <w:top w:w="80" w:type="dxa"/>
-              <w:bottom w:w="80" w:type="dxa"/>
-              <w:left w:w="100" w:type="dxa"/>
-              <w:right w:w="100" w:type="dxa"/>
+              <w:top w:w="70" w:type="dxa"/>
+              <w:bottom w:w="70" w:type="dxa"/>
+              <w:left w:w="90" w:type="dxa"/>
+              <w:right w:w="90" w:type="dxa"/>
             </w:tcMar>
           </w:tcPr>
           <w:p>
@@ -1634,14 +1634,14 @@
         </w:tc>
         <w:tc>
           <w:tcPr>
-            <w:tcW w:type="dxa" w:w="2257"/>
+            <w:tcW w:type="dxa" w:w="3740"/>
             <w:vAlign w:val="center"/>
             <w:shd w:fill="F2F5F9"/>
             <w:tcMar>
-              <w:top w:w="80" w:type="dxa"/>
-              <w:bottom w:w="80" w:type="dxa"/>
-              <w:left w:w="100" w:type="dxa"/>
-              <w:right w:w="100" w:type="dxa"/>
+              <w:top w:w="70" w:type="dxa"/>
+              <w:bottom w:w="70" w:type="dxa"/>
+              <w:left w:w="90" w:type="dxa"/>
+              <w:right w:w="90" w:type="dxa"/>
             </w:tcMar>
           </w:tcPr>
           <w:p>
@@ -1667,14 +1667,14 @@
         </w:trPr>
         <w:tc>
           <w:tcPr>
-            <w:tcW w:type="dxa" w:w="2257"/>
+            <w:tcW w:type="dxa" w:w="3740"/>
             <w:vAlign w:val="center"/>
             <w:shd w:fill="FFFFFF"/>
             <w:tcMar>
-              <w:top w:w="80" w:type="dxa"/>
-              <w:bottom w:w="80" w:type="dxa"/>
-              <w:left w:w="100" w:type="dxa"/>
-              <w:right w:w="100" w:type="dxa"/>
+              <w:top w:w="70" w:type="dxa"/>
+              <w:bottom w:w="70" w:type="dxa"/>
+              <w:left w:w="90" w:type="dxa"/>
+              <w:right w:w="90" w:type="dxa"/>
             </w:tcMar>
           </w:tcPr>
           <w:p>
@@ -1694,14 +1694,14 @@
         </w:tc>
         <w:tc>
           <w:tcPr>
-            <w:tcW w:type="dxa" w:w="2257"/>
+            <w:tcW w:type="dxa" w:w="3740"/>
             <w:vAlign w:val="center"/>
             <w:shd w:fill="FFFFFF"/>
             <w:tcMar>
-              <w:top w:w="80" w:type="dxa"/>
-              <w:bottom w:w="80" w:type="dxa"/>
-              <w:left w:w="100" w:type="dxa"/>
-              <w:right w:w="100" w:type="dxa"/>
+              <w:top w:w="70" w:type="dxa"/>
+              <w:bottom w:w="70" w:type="dxa"/>
+              <w:left w:w="90" w:type="dxa"/>
+              <w:right w:w="90" w:type="dxa"/>
             </w:tcMar>
           </w:tcPr>
           <w:p>
@@ -1721,14 +1721,14 @@
         </w:tc>
         <w:tc>
           <w:tcPr>
-            <w:tcW w:type="dxa" w:w="2257"/>
+            <w:tcW w:type="dxa" w:w="3740"/>
             <w:vAlign w:val="center"/>
             <w:shd w:fill="FFFFFF"/>
             <w:tcMar>
-              <w:top w:w="80" w:type="dxa"/>
-              <w:bottom w:w="80" w:type="dxa"/>
-              <w:left w:w="100" w:type="dxa"/>
-              <w:right w:w="100" w:type="dxa"/>
+              <w:top w:w="70" w:type="dxa"/>
+              <w:bottom w:w="70" w:type="dxa"/>
+              <w:left w:w="90" w:type="dxa"/>
+              <w:right w:w="90" w:type="dxa"/>
             </w:tcMar>
           </w:tcPr>
           <w:p>
@@ -1748,14 +1748,14 @@
         </w:tc>
         <w:tc>
           <w:tcPr>
-            <w:tcW w:type="dxa" w:w="2257"/>
+            <w:tcW w:type="dxa" w:w="3740"/>
             <w:vAlign w:val="center"/>
             <w:shd w:fill="FFFFFF"/>
             <w:tcMar>
-              <w:top w:w="80" w:type="dxa"/>
-              <w:bottom w:w="80" w:type="dxa"/>
-              <w:left w:w="100" w:type="dxa"/>
-              <w:right w:w="100" w:type="dxa"/>
+              <w:top w:w="70" w:type="dxa"/>
+              <w:bottom w:w="70" w:type="dxa"/>
+              <w:left w:w="90" w:type="dxa"/>
+              <w:right w:w="90" w:type="dxa"/>
             </w:tcMar>
           </w:tcPr>
           <w:p>
@@ -1781,14 +1781,14 @@
         </w:trPr>
         <w:tc>
           <w:tcPr>
-            <w:tcW w:type="dxa" w:w="2257"/>
+            <w:tcW w:type="dxa" w:w="3740"/>
             <w:vAlign w:val="center"/>
             <w:shd w:fill="F2F5F9"/>
             <w:tcMar>
-              <w:top w:w="80" w:type="dxa"/>
-              <w:bottom w:w="80" w:type="dxa"/>
-              <w:left w:w="100" w:type="dxa"/>
-              <w:right w:w="100" w:type="dxa"/>
+              <w:top w:w="70" w:type="dxa"/>
+              <w:bottom w:w="70" w:type="dxa"/>
+              <w:left w:w="90" w:type="dxa"/>
+              <w:right w:w="90" w:type="dxa"/>
             </w:tcMar>
           </w:tcPr>
           <w:p>
@@ -1808,14 +1808,14 @@
         </w:tc>
         <w:tc>
           <w:tcPr>
-            <w:tcW w:type="dxa" w:w="2257"/>
+            <w:tcW w:type="dxa" w:w="3740"/>
             <w:vAlign w:val="center"/>
             <w:shd w:fill="F2F5F9"/>
             <w:tcMar>
-              <w:top w:w="80" w:type="dxa"/>
-              <w:bottom w:w="80" w:type="dxa"/>
-              <w:left w:w="100" w:type="dxa"/>
-              <w:right w:w="100" w:type="dxa"/>
+              <w:top w:w="70" w:type="dxa"/>
+              <w:bottom w:w="70" w:type="dxa"/>
+              <w:left w:w="90" w:type="dxa"/>
+              <w:right w:w="90" w:type="dxa"/>
             </w:tcMar>
           </w:tcPr>
           <w:p>
@@ -1835,14 +1835,14 @@
         </w:tc>
         <w:tc>
           <w:tcPr>
-            <w:tcW w:type="dxa" w:w="2257"/>
+            <w:tcW w:type="dxa" w:w="3740"/>
             <w:vAlign w:val="center"/>
             <w:shd w:fill="F2F5F9"/>
             <w:tcMar>
-              <w:top w:w="80" w:type="dxa"/>
-              <w:bottom w:w="80" w:type="dxa"/>
-              <w:left w:w="100" w:type="dxa"/>
-              <w:right w:w="100" w:type="dxa"/>
+              <w:top w:w="70" w:type="dxa"/>
+              <w:bottom w:w="70" w:type="dxa"/>
+              <w:left w:w="90" w:type="dxa"/>
+              <w:right w:w="90" w:type="dxa"/>
             </w:tcMar>
           </w:tcPr>
           <w:p>
@@ -1862,14 +1862,14 @@
         </w:tc>
         <w:tc>
           <w:tcPr>
-            <w:tcW w:type="dxa" w:w="2257"/>
+            <w:tcW w:type="dxa" w:w="3740"/>
             <w:vAlign w:val="center"/>
             <w:shd w:fill="F2F5F9"/>
             <w:tcMar>
-              <w:top w:w="80" w:type="dxa"/>
-              <w:bottom w:w="80" w:type="dxa"/>
-              <w:left w:w="100" w:type="dxa"/>
-              <w:right w:w="100" w:type="dxa"/>
+              <w:top w:w="70" w:type="dxa"/>
+              <w:bottom w:w="70" w:type="dxa"/>
+              <w:left w:w="90" w:type="dxa"/>
+              <w:right w:w="90" w:type="dxa"/>
             </w:tcMar>
           </w:tcPr>
           <w:p>
@@ -1895,14 +1895,14 @@
         </w:trPr>
         <w:tc>
           <w:tcPr>
-            <w:tcW w:type="dxa" w:w="2257"/>
+            <w:tcW w:type="dxa" w:w="3740"/>
             <w:vAlign w:val="center"/>
             <w:shd w:fill="FFFFFF"/>
             <w:tcMar>
-              <w:top w:w="80" w:type="dxa"/>
-              <w:bottom w:w="80" w:type="dxa"/>
-              <w:left w:w="100" w:type="dxa"/>
-              <w:right w:w="100" w:type="dxa"/>
+              <w:top w:w="70" w:type="dxa"/>
+              <w:bottom w:w="70" w:type="dxa"/>
+              <w:left w:w="90" w:type="dxa"/>
+              <w:right w:w="90" w:type="dxa"/>
             </w:tcMar>
           </w:tcPr>
           <w:p>
@@ -1922,14 +1922,14 @@
         </w:tc>
         <w:tc>
           <w:tcPr>
-            <w:tcW w:type="dxa" w:w="2257"/>
+            <w:tcW w:type="dxa" w:w="3740"/>
             <w:vAlign w:val="center"/>
             <w:shd w:fill="FFFFFF"/>
             <w:tcMar>
-              <w:top w:w="80" w:type="dxa"/>
-              <w:bottom w:w="80" w:type="dxa"/>
-              <w:left w:w="100" w:type="dxa"/>
-              <w:right w:w="100" w:type="dxa"/>
+              <w:top w:w="70" w:type="dxa"/>
+              <w:bottom w:w="70" w:type="dxa"/>
+              <w:left w:w="90" w:type="dxa"/>
+              <w:right w:w="90" w:type="dxa"/>
             </w:tcMar>
           </w:tcPr>
           <w:p>
@@ -1949,14 +1949,14 @@
         </w:tc>
         <w:tc>
           <w:tcPr>
-            <w:tcW w:type="dxa" w:w="2257"/>
+            <w:tcW w:type="dxa" w:w="3740"/>
             <w:vAlign w:val="center"/>
             <w:shd w:fill="FFFFFF"/>
             <w:tcMar>
-              <w:top w:w="80" w:type="dxa"/>
-              <w:bottom w:w="80" w:type="dxa"/>
-              <w:left w:w="100" w:type="dxa"/>
-              <w:right w:w="100" w:type="dxa"/>
+              <w:top w:w="70" w:type="dxa"/>
+              <w:bottom w:w="70" w:type="dxa"/>
+              <w:left w:w="90" w:type="dxa"/>
+              <w:right w:w="90" w:type="dxa"/>
             </w:tcMar>
           </w:tcPr>
           <w:p>
@@ -1976,14 +1976,14 @@
         </w:tc>
         <w:tc>
           <w:tcPr>
-            <w:tcW w:type="dxa" w:w="2257"/>
+            <w:tcW w:type="dxa" w:w="3740"/>
             <w:vAlign w:val="center"/>
             <w:shd w:fill="FFFFFF"/>
             <w:tcMar>
-              <w:top w:w="80" w:type="dxa"/>
-              <w:bottom w:w="80" w:type="dxa"/>
-              <w:left w:w="100" w:type="dxa"/>
-              <w:right w:w="100" w:type="dxa"/>
+              <w:top w:w="70" w:type="dxa"/>
+              <w:bottom w:w="70" w:type="dxa"/>
+              <w:left w:w="90" w:type="dxa"/>
+              <w:right w:w="90" w:type="dxa"/>
             </w:tcMar>
           </w:tcPr>
           <w:p>
@@ -2009,14 +2009,14 @@
         </w:trPr>
         <w:tc>
           <w:tcPr>
-            <w:tcW w:type="dxa" w:w="2257"/>
+            <w:tcW w:type="dxa" w:w="3740"/>
             <w:vAlign w:val="center"/>
             <w:shd w:fill="F2F5F9"/>
             <w:tcMar>
-              <w:top w:w="80" w:type="dxa"/>
-              <w:bottom w:w="80" w:type="dxa"/>
-              <w:left w:w="100" w:type="dxa"/>
-              <w:right w:w="100" w:type="dxa"/>
+              <w:top w:w="70" w:type="dxa"/>
+              <w:bottom w:w="70" w:type="dxa"/>
+              <w:left w:w="90" w:type="dxa"/>
+              <w:right w:w="90" w:type="dxa"/>
             </w:tcMar>
           </w:tcPr>
           <w:p>
@@ -2036,14 +2036,14 @@
         </w:tc>
         <w:tc>
           <w:tcPr>
-            <w:tcW w:type="dxa" w:w="2257"/>
+            <w:tcW w:type="dxa" w:w="3740"/>
             <w:vAlign w:val="center"/>
             <w:shd w:fill="F2F5F9"/>
             <w:tcMar>
-              <w:top w:w="80" w:type="dxa"/>
-              <w:bottom w:w="80" w:type="dxa"/>
-              <w:left w:w="100" w:type="dxa"/>
-              <w:right w:w="100" w:type="dxa"/>
+              <w:top w:w="70" w:type="dxa"/>
+              <w:bottom w:w="70" w:type="dxa"/>
+              <w:left w:w="90" w:type="dxa"/>
+              <w:right w:w="90" w:type="dxa"/>
             </w:tcMar>
           </w:tcPr>
           <w:p>
@@ -2063,14 +2063,14 @@
         </w:tc>
         <w:tc>
           <w:tcPr>
-            <w:tcW w:type="dxa" w:w="2257"/>
+            <w:tcW w:type="dxa" w:w="3740"/>
             <w:vAlign w:val="center"/>
             <w:shd w:fill="F2F5F9"/>
             <w:tcMar>
-              <w:top w:w="80" w:type="dxa"/>
-              <w:bottom w:w="80" w:type="dxa"/>
-              <w:left w:w="100" w:type="dxa"/>
-              <w:right w:w="100" w:type="dxa"/>
+              <w:top w:w="70" w:type="dxa"/>
+              <w:bottom w:w="70" w:type="dxa"/>
+              <w:left w:w="90" w:type="dxa"/>
+              <w:right w:w="90" w:type="dxa"/>
             </w:tcMar>
           </w:tcPr>
           <w:p>
@@ -2090,14 +2090,14 @@
         </w:tc>
         <w:tc>
           <w:tcPr>
-            <w:tcW w:type="dxa" w:w="2257"/>
+            <w:tcW w:type="dxa" w:w="3740"/>
             <w:vAlign w:val="center"/>
             <w:shd w:fill="F2F5F9"/>
             <w:tcMar>
-              <w:top w:w="80" w:type="dxa"/>
-              <w:bottom w:w="80" w:type="dxa"/>
-              <w:left w:w="100" w:type="dxa"/>
-              <w:right w:w="100" w:type="dxa"/>
+              <w:top w:w="70" w:type="dxa"/>
+              <w:bottom w:w="70" w:type="dxa"/>
+              <w:left w:w="90" w:type="dxa"/>
+              <w:right w:w="90" w:type="dxa"/>
             </w:tcMar>
           </w:tcPr>
           <w:p>
@@ -2123,14 +2123,14 @@
         </w:trPr>
         <w:tc>
           <w:tcPr>
-            <w:tcW w:type="dxa" w:w="2257"/>
+            <w:tcW w:type="dxa" w:w="3740"/>
             <w:vAlign w:val="center"/>
             <w:shd w:fill="FFFFFF"/>
             <w:tcMar>
-              <w:top w:w="80" w:type="dxa"/>
-              <w:bottom w:w="80" w:type="dxa"/>
-              <w:left w:w="100" w:type="dxa"/>
-              <w:right w:w="100" w:type="dxa"/>
+              <w:top w:w="70" w:type="dxa"/>
+              <w:bottom w:w="70" w:type="dxa"/>
+              <w:left w:w="90" w:type="dxa"/>
+              <w:right w:w="90" w:type="dxa"/>
             </w:tcMar>
           </w:tcPr>
           <w:p>
@@ -2150,14 +2150,14 @@
         </w:tc>
         <w:tc>
           <w:tcPr>
-            <w:tcW w:type="dxa" w:w="2257"/>
+            <w:tcW w:type="dxa" w:w="3740"/>
             <w:vAlign w:val="center"/>
             <w:shd w:fill="FFFFFF"/>
             <w:tcMar>
-              <w:top w:w="80" w:type="dxa"/>
-              <w:bottom w:w="80" w:type="dxa"/>
-              <w:left w:w="100" w:type="dxa"/>
-              <w:right w:w="100" w:type="dxa"/>
+              <w:top w:w="70" w:type="dxa"/>
+              <w:bottom w:w="70" w:type="dxa"/>
+              <w:left w:w="90" w:type="dxa"/>
+              <w:right w:w="90" w:type="dxa"/>
             </w:tcMar>
           </w:tcPr>
           <w:p>
@@ -2177,14 +2177,14 @@
         </w:tc>
         <w:tc>
           <w:tcPr>
-            <w:tcW w:type="dxa" w:w="2257"/>
+            <w:tcW w:type="dxa" w:w="3740"/>
             <w:vAlign w:val="center"/>
             <w:shd w:fill="FFFFFF"/>
             <w:tcMar>
-              <w:top w:w="80" w:type="dxa"/>
-              <w:bottom w:w="80" w:type="dxa"/>
-              <w:left w:w="100" w:type="dxa"/>
-              <w:right w:w="100" w:type="dxa"/>
+              <w:top w:w="70" w:type="dxa"/>
+              <w:bottom w:w="70" w:type="dxa"/>
+              <w:left w:w="90" w:type="dxa"/>
+              <w:right w:w="90" w:type="dxa"/>
             </w:tcMar>
           </w:tcPr>
           <w:p>
@@ -2204,14 +2204,14 @@
         </w:tc>
         <w:tc>
           <w:tcPr>
-            <w:tcW w:type="dxa" w:w="2257"/>
+            <w:tcW w:type="dxa" w:w="3740"/>
             <w:vAlign w:val="center"/>
             <w:shd w:fill="FFFFFF"/>
             <w:tcMar>
-              <w:top w:w="80" w:type="dxa"/>
-              <w:bottom w:w="80" w:type="dxa"/>
-              <w:left w:w="100" w:type="dxa"/>
-              <w:right w:w="100" w:type="dxa"/>
+              <w:top w:w="70" w:type="dxa"/>
+              <w:bottom w:w="70" w:type="dxa"/>
+              <w:left w:w="90" w:type="dxa"/>
+              <w:right w:w="90" w:type="dxa"/>
             </w:tcMar>
           </w:tcPr>
           <w:p>
@@ -2237,14 +2237,14 @@
         </w:trPr>
         <w:tc>
           <w:tcPr>
-            <w:tcW w:type="dxa" w:w="2257"/>
+            <w:tcW w:type="dxa" w:w="3740"/>
             <w:vAlign w:val="center"/>
             <w:shd w:fill="F2F5F9"/>
             <w:tcMar>
-              <w:top w:w="80" w:type="dxa"/>
-              <w:bottom w:w="80" w:type="dxa"/>
-              <w:left w:w="100" w:type="dxa"/>
-              <w:right w:w="100" w:type="dxa"/>
+              <w:top w:w="70" w:type="dxa"/>
+              <w:bottom w:w="70" w:type="dxa"/>
+              <w:left w:w="90" w:type="dxa"/>
+              <w:right w:w="90" w:type="dxa"/>
             </w:tcMar>
           </w:tcPr>
           <w:p>
@@ -2264,14 +2264,14 @@
         </w:tc>
         <w:tc>
           <w:tcPr>
-            <w:tcW w:type="dxa" w:w="2257"/>
+            <w:tcW w:type="dxa" w:w="3740"/>
             <w:vAlign w:val="center"/>
             <w:shd w:fill="F2F5F9"/>
             <w:tcMar>
-              <w:top w:w="80" w:type="dxa"/>
-              <w:bottom w:w="80" w:type="dxa"/>
-              <w:left w:w="100" w:type="dxa"/>
-              <w:right w:w="100" w:type="dxa"/>
+              <w:top w:w="70" w:type="dxa"/>
+              <w:bottom w:w="70" w:type="dxa"/>
+              <w:left w:w="90" w:type="dxa"/>
+              <w:right w:w="90" w:type="dxa"/>
             </w:tcMar>
           </w:tcPr>
           <w:p>
@@ -2291,14 +2291,14 @@
         </w:tc>
         <w:tc>
           <w:tcPr>
-            <w:tcW w:type="dxa" w:w="2257"/>
+            <w:tcW w:type="dxa" w:w="3740"/>
             <w:vAlign w:val="center"/>
             <w:shd w:fill="F2F5F9"/>
             <w:tcMar>
-              <w:top w:w="80" w:type="dxa"/>
-              <w:bottom w:w="80" w:type="dxa"/>
-              <w:left w:w="100" w:type="dxa"/>
-              <w:right w:w="100" w:type="dxa"/>
+              <w:top w:w="70" w:type="dxa"/>
+              <w:bottom w:w="70" w:type="dxa"/>
+              <w:left w:w="90" w:type="dxa"/>
+              <w:right w:w="90" w:type="dxa"/>
             </w:tcMar>
           </w:tcPr>
           <w:p>
@@ -2318,14 +2318,14 @@
         </w:tc>
         <w:tc>
           <w:tcPr>
-            <w:tcW w:type="dxa" w:w="2257"/>
+            <w:tcW w:type="dxa" w:w="3740"/>
             <w:vAlign w:val="center"/>
             <w:shd w:fill="F2F5F9"/>
             <w:tcMar>
-              <w:top w:w="80" w:type="dxa"/>
-              <w:bottom w:w="80" w:type="dxa"/>
-              <w:left w:w="100" w:type="dxa"/>
-              <w:right w:w="100" w:type="dxa"/>
+              <w:top w:w="70" w:type="dxa"/>
+              <w:bottom w:w="70" w:type="dxa"/>
+              <w:left w:w="90" w:type="dxa"/>
+              <w:right w:w="90" w:type="dxa"/>
             </w:tcMar>
           </w:tcPr>
           <w:p>
@@ -2351,14 +2351,14 @@
         </w:trPr>
         <w:tc>
           <w:tcPr>
-            <w:tcW w:type="dxa" w:w="2257"/>
+            <w:tcW w:type="dxa" w:w="3740"/>
             <w:vAlign w:val="center"/>
             <w:shd w:fill="FFFFFF"/>
             <w:tcMar>
-              <w:top w:w="80" w:type="dxa"/>
-              <w:bottom w:w="80" w:type="dxa"/>
-              <w:left w:w="100" w:type="dxa"/>
-              <w:right w:w="100" w:type="dxa"/>
+              <w:top w:w="70" w:type="dxa"/>
+              <w:bottom w:w="70" w:type="dxa"/>
+              <w:left w:w="90" w:type="dxa"/>
+              <w:right w:w="90" w:type="dxa"/>
             </w:tcMar>
           </w:tcPr>
           <w:p>
@@ -2378,14 +2378,14 @@
         </w:tc>
         <w:tc>
           <w:tcPr>
-            <w:tcW w:type="dxa" w:w="2257"/>
+            <w:tcW w:type="dxa" w:w="3740"/>
             <w:vAlign w:val="center"/>
             <w:shd w:fill="FFFFFF"/>
             <w:tcMar>
-              <w:top w:w="80" w:type="dxa"/>
-              <w:bottom w:w="80" w:type="dxa"/>
-              <w:left w:w="100" w:type="dxa"/>
-              <w:right w:w="100" w:type="dxa"/>
+              <w:top w:w="70" w:type="dxa"/>
+              <w:bottom w:w="70" w:type="dxa"/>
+              <w:left w:w="90" w:type="dxa"/>
+              <w:right w:w="90" w:type="dxa"/>
             </w:tcMar>
           </w:tcPr>
           <w:p>
@@ -2405,14 +2405,14 @@
         </w:tc>
         <w:tc>
           <w:tcPr>
-            <w:tcW w:type="dxa" w:w="2257"/>
+            <w:tcW w:type="dxa" w:w="3740"/>
             <w:vAlign w:val="center"/>
             <w:shd w:fill="FFFFFF"/>
             <w:tcMar>
-              <w:top w:w="80" w:type="dxa"/>
-              <w:bottom w:w="80" w:type="dxa"/>
-              <w:left w:w="100" w:type="dxa"/>
-              <w:right w:w="100" w:type="dxa"/>
+              <w:top w:w="70" w:type="dxa"/>
+              <w:bottom w:w="70" w:type="dxa"/>
+              <w:left w:w="90" w:type="dxa"/>
+              <w:right w:w="90" w:type="dxa"/>
             </w:tcMar>
           </w:tcPr>
           <w:p>
@@ -2432,14 +2432,14 @@
         </w:tc>
         <w:tc>
           <w:tcPr>
-            <w:tcW w:type="dxa" w:w="2257"/>
+            <w:tcW w:type="dxa" w:w="3740"/>
             <w:vAlign w:val="center"/>
             <w:shd w:fill="FFFFFF"/>
             <w:tcMar>
-              <w:top w:w="80" w:type="dxa"/>
-              <w:bottom w:w="80" w:type="dxa"/>
-              <w:left w:w="100" w:type="dxa"/>
-              <w:right w:w="100" w:type="dxa"/>
+              <w:top w:w="70" w:type="dxa"/>
+              <w:bottom w:w="70" w:type="dxa"/>
+              <w:left w:w="90" w:type="dxa"/>
+              <w:right w:w="90" w:type="dxa"/>
             </w:tcMar>
           </w:tcPr>
           <w:p>
@@ -2465,14 +2465,14 @@
         </w:trPr>
         <w:tc>
           <w:tcPr>
-            <w:tcW w:type="dxa" w:w="2257"/>
+            <w:tcW w:type="dxa" w:w="3740"/>
             <w:vAlign w:val="center"/>
             <w:shd w:fill="F2F5F9"/>
             <w:tcMar>
-              <w:top w:w="80" w:type="dxa"/>
-              <w:bottom w:w="80" w:type="dxa"/>
-              <w:left w:w="100" w:type="dxa"/>
-              <w:right w:w="100" w:type="dxa"/>
+              <w:top w:w="70" w:type="dxa"/>
+              <w:bottom w:w="70" w:type="dxa"/>
+              <w:left w:w="90" w:type="dxa"/>
+              <w:right w:w="90" w:type="dxa"/>
             </w:tcMar>
           </w:tcPr>
           <w:p>
@@ -2492,14 +2492,14 @@
         </w:tc>
         <w:tc>
           <w:tcPr>
-            <w:tcW w:type="dxa" w:w="2257"/>
+            <w:tcW w:type="dxa" w:w="3740"/>
             <w:vAlign w:val="center"/>
             <w:shd w:fill="F2F5F9"/>
             <w:tcMar>
-              <w:top w:w="80" w:type="dxa"/>
-              <w:bottom w:w="80" w:type="dxa"/>
-              <w:left w:w="100" w:type="dxa"/>
-              <w:right w:w="100" w:type="dxa"/>
+              <w:top w:w="70" w:type="dxa"/>
+              <w:bottom w:w="70" w:type="dxa"/>
+              <w:left w:w="90" w:type="dxa"/>
+              <w:right w:w="90" w:type="dxa"/>
             </w:tcMar>
           </w:tcPr>
           <w:p>
@@ -2519,14 +2519,14 @@
         </w:tc>
         <w:tc>
           <w:tcPr>
-            <w:tcW w:type="dxa" w:w="2257"/>
+            <w:tcW w:type="dxa" w:w="3740"/>
             <w:vAlign w:val="center"/>
             <w:shd w:fill="F2F5F9"/>
             <w:tcMar>
-              <w:top w:w="80" w:type="dxa"/>
-              <w:bottom w:w="80" w:type="dxa"/>
-              <w:left w:w="100" w:type="dxa"/>
-              <w:right w:w="100" w:type="dxa"/>
+              <w:top w:w="70" w:type="dxa"/>
+              <w:bottom w:w="70" w:type="dxa"/>
+              <w:left w:w="90" w:type="dxa"/>
+              <w:right w:w="90" w:type="dxa"/>
             </w:tcMar>
           </w:tcPr>
           <w:p>
@@ -2546,14 +2546,14 @@
         </w:tc>
         <w:tc>
           <w:tcPr>
-            <w:tcW w:type="dxa" w:w="2257"/>
+            <w:tcW w:type="dxa" w:w="3740"/>
             <w:vAlign w:val="center"/>
             <w:shd w:fill="F2F5F9"/>
             <w:tcMar>
-              <w:top w:w="80" w:type="dxa"/>
-              <w:bottom w:w="80" w:type="dxa"/>
-              <w:left w:w="100" w:type="dxa"/>
-              <w:right w:w="100" w:type="dxa"/>
+              <w:top w:w="70" w:type="dxa"/>
+              <w:bottom w:w="70" w:type="dxa"/>
+              <w:left w:w="90" w:type="dxa"/>
+              <w:right w:w="90" w:type="dxa"/>
             </w:tcMar>
           </w:tcPr>
           <w:p>
@@ -2579,14 +2579,14 @@
         </w:trPr>
         <w:tc>
           <w:tcPr>
-            <w:tcW w:type="dxa" w:w="2257"/>
+            <w:tcW w:type="dxa" w:w="3740"/>
             <w:vAlign w:val="center"/>
             <w:shd w:fill="FFFFFF"/>
             <w:tcMar>
-              <w:top w:w="80" w:type="dxa"/>
-              <w:bottom w:w="80" w:type="dxa"/>
-              <w:left w:w="100" w:type="dxa"/>
-              <w:right w:w="100" w:type="dxa"/>
+              <w:top w:w="70" w:type="dxa"/>
+              <w:bottom w:w="70" w:type="dxa"/>
+              <w:left w:w="90" w:type="dxa"/>
+              <w:right w:w="90" w:type="dxa"/>
             </w:tcMar>
           </w:tcPr>
           <w:p>
@@ -2606,14 +2606,14 @@
         </w:tc>
         <w:tc>
           <w:tcPr>
-            <w:tcW w:type="dxa" w:w="2257"/>
+            <w:tcW w:type="dxa" w:w="3740"/>
             <w:vAlign w:val="center"/>
             <w:shd w:fill="FFFFFF"/>
             <w:tcMar>
-              <w:top w:w="80" w:type="dxa"/>
-              <w:bottom w:w="80" w:type="dxa"/>
-              <w:left w:w="100" w:type="dxa"/>
-              <w:right w:w="100" w:type="dxa"/>
+              <w:top w:w="70" w:type="dxa"/>
+              <w:bottom w:w="70" w:type="dxa"/>
+              <w:left w:w="90" w:type="dxa"/>
+              <w:right w:w="90" w:type="dxa"/>
             </w:tcMar>
           </w:tcPr>
           <w:p>
@@ -2633,14 +2633,14 @@
         </w:tc>
         <w:tc>
           <w:tcPr>
-            <w:tcW w:type="dxa" w:w="2257"/>
+            <w:tcW w:type="dxa" w:w="3740"/>
             <w:vAlign w:val="center"/>
             <w:shd w:fill="FFFFFF"/>
             <w:tcMar>
-              <w:top w:w="80" w:type="dxa"/>
-              <w:bottom w:w="80" w:type="dxa"/>
-              <w:left w:w="100" w:type="dxa"/>
-              <w:right w:w="100" w:type="dxa"/>
+              <w:top w:w="70" w:type="dxa"/>
+              <w:bottom w:w="70" w:type="dxa"/>
+              <w:left w:w="90" w:type="dxa"/>
+              <w:right w:w="90" w:type="dxa"/>
             </w:tcMar>
           </w:tcPr>
           <w:p>
@@ -2660,14 +2660,14 @@
         </w:tc>
         <w:tc>
           <w:tcPr>
-            <w:tcW w:type="dxa" w:w="2257"/>
+            <w:tcW w:type="dxa" w:w="3740"/>
             <w:vAlign w:val="center"/>
             <w:shd w:fill="FFFFFF"/>
             <w:tcMar>
-              <w:top w:w="80" w:type="dxa"/>
-              <w:bottom w:w="80" w:type="dxa"/>
-              <w:left w:w="100" w:type="dxa"/>
-              <w:right w:w="100" w:type="dxa"/>
+              <w:top w:w="70" w:type="dxa"/>
+              <w:bottom w:w="70" w:type="dxa"/>
+              <w:left w:w="90" w:type="dxa"/>
+              <w:right w:w="90" w:type="dxa"/>
             </w:tcMar>
           </w:tcPr>
           <w:p>
@@ -2693,14 +2693,14 @@
         </w:trPr>
         <w:tc>
           <w:tcPr>
-            <w:tcW w:type="dxa" w:w="2257"/>
+            <w:tcW w:type="dxa" w:w="3740"/>
             <w:vAlign w:val="center"/>
             <w:shd w:fill="F2F5F9"/>
             <w:tcMar>
-              <w:top w:w="80" w:type="dxa"/>
-              <w:bottom w:w="80" w:type="dxa"/>
-              <w:left w:w="100" w:type="dxa"/>
-              <w:right w:w="100" w:type="dxa"/>
+              <w:top w:w="70" w:type="dxa"/>
+              <w:bottom w:w="70" w:type="dxa"/>
+              <w:left w:w="90" w:type="dxa"/>
+              <w:right w:w="90" w:type="dxa"/>
             </w:tcMar>
           </w:tcPr>
           <w:p>
@@ -2720,14 +2720,14 @@
         </w:tc>
         <w:tc>
           <w:tcPr>
-            <w:tcW w:type="dxa" w:w="2257"/>
+            <w:tcW w:type="dxa" w:w="3740"/>
             <w:vAlign w:val="center"/>
             <w:shd w:fill="F2F5F9"/>
             <w:tcMar>
-              <w:top w:w="80" w:type="dxa"/>
-              <w:bottom w:w="80" w:type="dxa"/>
-              <w:left w:w="100" w:type="dxa"/>
-              <w:right w:w="100" w:type="dxa"/>
+              <w:top w:w="70" w:type="dxa"/>
+              <w:bottom w:w="70" w:type="dxa"/>
+              <w:left w:w="90" w:type="dxa"/>
+              <w:right w:w="90" w:type="dxa"/>
             </w:tcMar>
           </w:tcPr>
           <w:p>
@@ -2747,14 +2747,14 @@
         </w:tc>
         <w:tc>
           <w:tcPr>
-            <w:tcW w:type="dxa" w:w="2257"/>
+            <w:tcW w:type="dxa" w:w="3740"/>
             <w:vAlign w:val="center"/>
             <w:shd w:fill="F2F5F9"/>
             <w:tcMar>
-              <w:top w:w="80" w:type="dxa"/>
-              <w:bottom w:w="80" w:type="dxa"/>
-              <w:left w:w="100" w:type="dxa"/>
-              <w:right w:w="100" w:type="dxa"/>
+              <w:top w:w="70" w:type="dxa"/>
+              <w:bottom w:w="70" w:type="dxa"/>
+              <w:left w:w="90" w:type="dxa"/>
+              <w:right w:w="90" w:type="dxa"/>
             </w:tcMar>
           </w:tcPr>
           <w:p>
@@ -2774,14 +2774,14 @@
         </w:tc>
         <w:tc>
           <w:tcPr>
-            <w:tcW w:type="dxa" w:w="2257"/>
+            <w:tcW w:type="dxa" w:w="3740"/>
             <w:vAlign w:val="center"/>
             <w:shd w:fill="F2F5F9"/>
             <w:tcMar>
-              <w:top w:w="80" w:type="dxa"/>
-              <w:bottom w:w="80" w:type="dxa"/>
-              <w:left w:w="100" w:type="dxa"/>
-              <w:right w:w="100" w:type="dxa"/>
+              <w:top w:w="70" w:type="dxa"/>
+              <w:bottom w:w="70" w:type="dxa"/>
+              <w:left w:w="90" w:type="dxa"/>
+              <w:right w:w="90" w:type="dxa"/>
             </w:tcMar>
           </w:tcPr>
           <w:p>
@@ -2807,14 +2807,14 @@
         </w:trPr>
         <w:tc>
           <w:tcPr>
-            <w:tcW w:type="dxa" w:w="2257"/>
+            <w:tcW w:type="dxa" w:w="3740"/>
             <w:vAlign w:val="center"/>
             <w:shd w:fill="FFFFFF"/>
             <w:tcMar>
-              <w:top w:w="80" w:type="dxa"/>
-              <w:bottom w:w="80" w:type="dxa"/>
-              <w:left w:w="100" w:type="dxa"/>
-              <w:right w:w="100" w:type="dxa"/>
+              <w:top w:w="70" w:type="dxa"/>
+              <w:bottom w:w="70" w:type="dxa"/>
+              <w:left w:w="90" w:type="dxa"/>
+              <w:right w:w="90" w:type="dxa"/>
             </w:tcMar>
           </w:tcPr>
           <w:p>
@@ -2834,14 +2834,14 @@
         </w:tc>
         <w:tc>
           <w:tcPr>
-            <w:tcW w:type="dxa" w:w="2257"/>
+            <w:tcW w:type="dxa" w:w="3740"/>
             <w:vAlign w:val="center"/>
             <w:shd w:fill="FFFFFF"/>
             <w:tcMar>
-              <w:top w:w="80" w:type="dxa"/>
-              <w:bottom w:w="80" w:type="dxa"/>
-              <w:left w:w="100" w:type="dxa"/>
-              <w:right w:w="100" w:type="dxa"/>
+              <w:top w:w="70" w:type="dxa"/>
+              <w:bottom w:w="70" w:type="dxa"/>
+              <w:left w:w="90" w:type="dxa"/>
+              <w:right w:w="90" w:type="dxa"/>
             </w:tcMar>
           </w:tcPr>
           <w:p>
@@ -2861,14 +2861,14 @@
         </w:tc>
         <w:tc>
           <w:tcPr>
-            <w:tcW w:type="dxa" w:w="2257"/>
+            <w:tcW w:type="dxa" w:w="3740"/>
             <w:vAlign w:val="center"/>
             <w:shd w:fill="FFFFFF"/>
             <w:tcMar>
-              <w:top w:w="80" w:type="dxa"/>
-              <w:bottom w:w="80" w:type="dxa"/>
-              <w:left w:w="100" w:type="dxa"/>
-              <w:right w:w="100" w:type="dxa"/>
+              <w:top w:w="70" w:type="dxa"/>
+              <w:bottom w:w="70" w:type="dxa"/>
+              <w:left w:w="90" w:type="dxa"/>
+              <w:right w:w="90" w:type="dxa"/>
             </w:tcMar>
           </w:tcPr>
           <w:p>
@@ -2888,14 +2888,14 @@
         </w:tc>
         <w:tc>
           <w:tcPr>
-            <w:tcW w:type="dxa" w:w="2257"/>
+            <w:tcW w:type="dxa" w:w="3740"/>
             <w:vAlign w:val="center"/>
             <w:shd w:fill="FFFFFF"/>
             <w:tcMar>
-              <w:top w:w="80" w:type="dxa"/>
-              <w:bottom w:w="80" w:type="dxa"/>
-              <w:left w:w="100" w:type="dxa"/>
-              <w:right w:w="100" w:type="dxa"/>
+              <w:top w:w="70" w:type="dxa"/>
+              <w:bottom w:w="70" w:type="dxa"/>
+              <w:left w:w="90" w:type="dxa"/>
+              <w:right w:w="90" w:type="dxa"/>
             </w:tcMar>
           </w:tcPr>
           <w:p>
@@ -2921,14 +2921,14 @@
         </w:trPr>
         <w:tc>
           <w:tcPr>
-            <w:tcW w:type="dxa" w:w="2257"/>
+            <w:tcW w:type="dxa" w:w="3740"/>
             <w:vAlign w:val="center"/>
             <w:shd w:fill="F2F5F9"/>
             <w:tcMar>
-              <w:top w:w="80" w:type="dxa"/>
-              <w:bottom w:w="80" w:type="dxa"/>
-              <w:left w:w="100" w:type="dxa"/>
-              <w:right w:w="100" w:type="dxa"/>
+              <w:top w:w="70" w:type="dxa"/>
+              <w:bottom w:w="70" w:type="dxa"/>
+              <w:left w:w="90" w:type="dxa"/>
+              <w:right w:w="90" w:type="dxa"/>
             </w:tcMar>
           </w:tcPr>
           <w:p>
@@ -2948,14 +2948,14 @@
         </w:tc>
         <w:tc>
           <w:tcPr>
-            <w:tcW w:type="dxa" w:w="2257"/>
+            <w:tcW w:type="dxa" w:w="3740"/>
             <w:vAlign w:val="center"/>
             <w:shd w:fill="F2F5F9"/>
             <w:tcMar>
-              <w:top w:w="80" w:type="dxa"/>
-              <w:bottom w:w="80" w:type="dxa"/>
-              <w:left w:w="100" w:type="dxa"/>
-              <w:right w:w="100" w:type="dxa"/>
+              <w:top w:w="70" w:type="dxa"/>
+              <w:bottom w:w="70" w:type="dxa"/>
+              <w:left w:w="90" w:type="dxa"/>
+              <w:right w:w="90" w:type="dxa"/>
             </w:tcMar>
           </w:tcPr>
           <w:p>
@@ -2975,14 +2975,14 @@
         </w:tc>
         <w:tc>
           <w:tcPr>
-            <w:tcW w:type="dxa" w:w="2257"/>
+            <w:tcW w:type="dxa" w:w="3740"/>
             <w:vAlign w:val="center"/>
             <w:shd w:fill="F2F5F9"/>
             <w:tcMar>
-              <w:top w:w="80" w:type="dxa"/>
-              <w:bottom w:w="80" w:type="dxa"/>
-              <w:left w:w="100" w:type="dxa"/>
-              <w:right w:w="100" w:type="dxa"/>
+              <w:top w:w="70" w:type="dxa"/>
+              <w:bottom w:w="70" w:type="dxa"/>
+              <w:left w:w="90" w:type="dxa"/>
+              <w:right w:w="90" w:type="dxa"/>
             </w:tcMar>
           </w:tcPr>
           <w:p>
@@ -3002,14 +3002,14 @@
         </w:tc>
         <w:tc>
           <w:tcPr>
-            <w:tcW w:type="dxa" w:w="2257"/>
+            <w:tcW w:type="dxa" w:w="3740"/>
             <w:vAlign w:val="center"/>
             <w:shd w:fill="F2F5F9"/>
             <w:tcMar>
-              <w:top w:w="80" w:type="dxa"/>
-              <w:bottom w:w="80" w:type="dxa"/>
-              <w:left w:w="100" w:type="dxa"/>
-              <w:right w:w="100" w:type="dxa"/>
+              <w:top w:w="70" w:type="dxa"/>
+              <w:bottom w:w="70" w:type="dxa"/>
+              <w:left w:w="90" w:type="dxa"/>
+              <w:right w:w="90" w:type="dxa"/>
             </w:tcMar>
           </w:tcPr>
           <w:p>
@@ -3035,14 +3035,14 @@
         </w:trPr>
         <w:tc>
           <w:tcPr>
-            <w:tcW w:type="dxa" w:w="2257"/>
+            <w:tcW w:type="dxa" w:w="3740"/>
             <w:vAlign w:val="center"/>
             <w:shd w:fill="FFFFFF"/>
             <w:tcMar>
-              <w:top w:w="80" w:type="dxa"/>
-              <w:bottom w:w="80" w:type="dxa"/>
-              <w:left w:w="100" w:type="dxa"/>
-              <w:right w:w="100" w:type="dxa"/>
+              <w:top w:w="70" w:type="dxa"/>
+              <w:bottom w:w="70" w:type="dxa"/>
+              <w:left w:w="90" w:type="dxa"/>
+              <w:right w:w="90" w:type="dxa"/>
             </w:tcMar>
           </w:tcPr>
           <w:p>
@@ -3062,14 +3062,14 @@
         </w:tc>
         <w:tc>
           <w:tcPr>
-            <w:tcW w:type="dxa" w:w="2257"/>
+            <w:tcW w:type="dxa" w:w="3740"/>
             <w:vAlign w:val="center"/>
             <w:shd w:fill="FFFFFF"/>
             <w:tcMar>
-              <w:top w:w="80" w:type="dxa"/>
-              <w:bottom w:w="80" w:type="dxa"/>
-              <w:left w:w="100" w:type="dxa"/>
-              <w:right w:w="100" w:type="dxa"/>
+              <w:top w:w="70" w:type="dxa"/>
+              <w:bottom w:w="70" w:type="dxa"/>
+              <w:left w:w="90" w:type="dxa"/>
+              <w:right w:w="90" w:type="dxa"/>
             </w:tcMar>
           </w:tcPr>
           <w:p>
@@ -3089,14 +3089,14 @@
         </w:tc>
         <w:tc>
           <w:tcPr>
-            <w:tcW w:type="dxa" w:w="2257"/>
+            <w:tcW w:type="dxa" w:w="3740"/>
             <w:vAlign w:val="center"/>
             <w:shd w:fill="FFFFFF"/>
             <w:tcMar>
-              <w:top w:w="80" w:type="dxa"/>
-              <w:bottom w:w="80" w:type="dxa"/>
-              <w:left w:w="100" w:type="dxa"/>
-              <w:right w:w="100" w:type="dxa"/>
+              <w:top w:w="70" w:type="dxa"/>
+              <w:bottom w:w="70" w:type="dxa"/>
+              <w:left w:w="90" w:type="dxa"/>
+              <w:right w:w="90" w:type="dxa"/>
             </w:tcMar>
           </w:tcPr>
           <w:p>
@@ -3116,14 +3116,14 @@
         </w:tc>
         <w:tc>
           <w:tcPr>
-            <w:tcW w:type="dxa" w:w="2257"/>
+            <w:tcW w:type="dxa" w:w="3740"/>
             <w:vAlign w:val="center"/>
             <w:shd w:fill="FFFFFF"/>
             <w:tcMar>
-              <w:top w:w="80" w:type="dxa"/>
-              <w:bottom w:w="80" w:type="dxa"/>
-              <w:left w:w="100" w:type="dxa"/>
-              <w:right w:w="100" w:type="dxa"/>
+              <w:top w:w="70" w:type="dxa"/>
+              <w:bottom w:w="70" w:type="dxa"/>
+              <w:left w:w="90" w:type="dxa"/>
+              <w:right w:w="90" w:type="dxa"/>
             </w:tcMar>
           </w:tcPr>
           <w:p>
@@ -3166,14 +3166,14 @@
         </w:trPr>
         <w:tc>
           <w:tcPr>
-            <w:tcW w:type="dxa" w:w="2257"/>
+            <w:tcW w:type="dxa" w:w="3740"/>
             <w:vAlign w:val="center"/>
             <w:shd w:fill="F2F5F9"/>
             <w:tcMar>
-              <w:top w:w="80" w:type="dxa"/>
-              <w:bottom w:w="80" w:type="dxa"/>
-              <w:left w:w="100" w:type="dxa"/>
-              <w:right w:w="100" w:type="dxa"/>
+              <w:top w:w="70" w:type="dxa"/>
+              <w:bottom w:w="70" w:type="dxa"/>
+              <w:left w:w="90" w:type="dxa"/>
+              <w:right w:w="90" w:type="dxa"/>
             </w:tcMar>
           </w:tcPr>
           <w:p>
@@ -3193,14 +3193,14 @@
         </w:tc>
         <w:tc>
           <w:tcPr>
-            <w:tcW w:type="dxa" w:w="2257"/>
+            <w:tcW w:type="dxa" w:w="3740"/>
             <w:vAlign w:val="center"/>
             <w:shd w:fill="F2F5F9"/>
             <w:tcMar>
-              <w:top w:w="80" w:type="dxa"/>
-              <w:bottom w:w="80" w:type="dxa"/>
-              <w:left w:w="100" w:type="dxa"/>
-              <w:right w:w="100" w:type="dxa"/>
+              <w:top w:w="70" w:type="dxa"/>
+              <w:bottom w:w="70" w:type="dxa"/>
+              <w:left w:w="90" w:type="dxa"/>
+              <w:right w:w="90" w:type="dxa"/>
             </w:tcMar>
           </w:tcPr>
           <w:p>
@@ -3220,14 +3220,14 @@
         </w:tc>
         <w:tc>
           <w:tcPr>
-            <w:tcW w:type="dxa" w:w="2257"/>
+            <w:tcW w:type="dxa" w:w="3740"/>
             <w:vAlign w:val="center"/>
             <w:shd w:fill="F2F5F9"/>
             <w:tcMar>
-              <w:top w:w="80" w:type="dxa"/>
-              <w:bottom w:w="80" w:type="dxa"/>
-              <w:left w:w="100" w:type="dxa"/>
-              <w:right w:w="100" w:type="dxa"/>
+              <w:top w:w="70" w:type="dxa"/>
+              <w:bottom w:w="70" w:type="dxa"/>
+              <w:left w:w="90" w:type="dxa"/>
+              <w:right w:w="90" w:type="dxa"/>
             </w:tcMar>
           </w:tcPr>
           <w:p>
@@ -3247,14 +3247,14 @@
         </w:tc>
         <w:tc>
           <w:tcPr>
-            <w:tcW w:type="dxa" w:w="2257"/>
+            <w:tcW w:type="dxa" w:w="3740"/>
             <w:vAlign w:val="center"/>
             <w:shd w:fill="F2F5F9"/>
             <w:tcMar>
-              <w:top w:w="80" w:type="dxa"/>
-              <w:bottom w:w="80" w:type="dxa"/>
-              <w:left w:w="100" w:type="dxa"/>
-              <w:right w:w="100" w:type="dxa"/>
+              <w:top w:w="70" w:type="dxa"/>
+              <w:bottom w:w="70" w:type="dxa"/>
+              <w:left w:w="90" w:type="dxa"/>
+              <w:right w:w="90" w:type="dxa"/>
             </w:tcMar>
           </w:tcPr>
           <w:p>
@@ -3280,14 +3280,14 @@
         </w:trPr>
         <w:tc>
           <w:tcPr>
-            <w:tcW w:type="dxa" w:w="2257"/>
+            <w:tcW w:type="dxa" w:w="3740"/>
             <w:vAlign w:val="center"/>
             <w:shd w:fill="FFFFFF"/>
             <w:tcMar>
-              <w:top w:w="80" w:type="dxa"/>
-              <w:bottom w:w="80" w:type="dxa"/>
-              <w:left w:w="100" w:type="dxa"/>
-              <w:right w:w="100" w:type="dxa"/>
+              <w:top w:w="70" w:type="dxa"/>
+              <w:bottom w:w="70" w:type="dxa"/>
+              <w:left w:w="90" w:type="dxa"/>
+              <w:right w:w="90" w:type="dxa"/>
             </w:tcMar>
           </w:tcPr>
           <w:p>
@@ -3307,14 +3307,14 @@
         </w:tc>
         <w:tc>
           <w:tcPr>
-            <w:tcW w:type="dxa" w:w="2257"/>
+            <w:tcW w:type="dxa" w:w="3740"/>
             <w:vAlign w:val="center"/>
             <w:shd w:fill="FFFFFF"/>
             <w:tcMar>
-              <w:top w:w="80" w:type="dxa"/>
-              <w:bottom w:w="80" w:type="dxa"/>
-              <w:left w:w="100" w:type="dxa"/>
-              <w:right w:w="100" w:type="dxa"/>
+              <w:top w:w="70" w:type="dxa"/>
+              <w:bottom w:w="70" w:type="dxa"/>
+              <w:left w:w="90" w:type="dxa"/>
+              <w:right w:w="90" w:type="dxa"/>
             </w:tcMar>
           </w:tcPr>
           <w:p>
@@ -3334,14 +3334,14 @@
         </w:tc>
         <w:tc>
           <w:tcPr>
-            <w:tcW w:type="dxa" w:w="2257"/>
+            <w:tcW w:type="dxa" w:w="3740"/>
             <w:vAlign w:val="center"/>
             <w:shd w:fill="FFFFFF"/>
             <w:tcMar>
-              <w:top w:w="80" w:type="dxa"/>
-              <w:bottom w:w="80" w:type="dxa"/>
-              <w:left w:w="100" w:type="dxa"/>
-              <w:right w:w="100" w:type="dxa"/>
+              <w:top w:w="70" w:type="dxa"/>
+              <w:bottom w:w="70" w:type="dxa"/>
+              <w:left w:w="90" w:type="dxa"/>
+              <w:right w:w="90" w:type="dxa"/>
             </w:tcMar>
           </w:tcPr>
           <w:p>
@@ -3361,14 +3361,14 @@
         </w:tc>
         <w:tc>
           <w:tcPr>
-            <w:tcW w:type="dxa" w:w="2257"/>
+            <w:tcW w:type="dxa" w:w="3740"/>
             <w:vAlign w:val="center"/>
             <w:shd w:fill="FFFFFF"/>
             <w:tcMar>
-              <w:top w:w="80" w:type="dxa"/>
-              <w:bottom w:w="80" w:type="dxa"/>
-              <w:left w:w="100" w:type="dxa"/>
-              <w:right w:w="100" w:type="dxa"/>
+              <w:top w:w="70" w:type="dxa"/>
+              <w:bottom w:w="70" w:type="dxa"/>
+              <w:left w:w="90" w:type="dxa"/>
+              <w:right w:w="90" w:type="dxa"/>
             </w:tcMar>
           </w:tcPr>
           <w:p>
@@ -3391,7 +3391,7 @@
     </w:tbl>
     <w:p>
       <w:pPr>
-        <w:spacing w:after="120"/>
+        <w:spacing w:after="100"/>
       </w:pPr>
     </w:p>
     <w:p>
@@ -3401,9 +3401,9 @@
       <w:r>
         <w:rPr>
           <w:color w:val="C8D2E1"/>
-          <w:sz w:val="16"/>
+          <w:sz w:val="14"/>
         </w:rPr>
-        <w:t>_________________________________________________________________________________</w:t>
+        <w:t>————————————————————————————————————————————————————————————————————————————————————————————————————————————————————————</w:t>
       </w:r>
     </w:p>
     <w:p>
@@ -3452,9 +3452,9 @@
         </w:tblBorders>
       </w:tblPr>
       <w:tblGrid>
-        <w:gridCol w:w="3010"/>
-        <w:gridCol w:w="3010"/>
-        <w:gridCol w:w="3010"/>
+        <w:gridCol w:w="4987"/>
+        <w:gridCol w:w="4987"/>
+        <w:gridCol w:w="4987"/>
       </w:tblGrid>
       <w:tr>
         <w:trPr>
@@ -3464,7 +3464,7 @@
         </w:trPr>
         <w:tc>
           <w:tcPr>
-            <w:tcW w:type="dxa" w:w="3010"/>
+            <w:tcW w:type="dxa" w:w="4987"/>
             <w:vAlign w:val="center"/>
             <w:shd w:fill="1F3864"/>
             <w:tcMar>
@@ -3492,7 +3492,7 @@
         </w:tc>
         <w:tc>
           <w:tcPr>
-            <w:tcW w:type="dxa" w:w="3010"/>
+            <w:tcW w:type="dxa" w:w="4987"/>
             <w:vAlign w:val="center"/>
             <w:shd w:fill="1F3864"/>
             <w:tcMar>
@@ -3520,7 +3520,7 @@
         </w:tc>
         <w:tc>
           <w:tcPr>
-            <w:tcW w:type="dxa" w:w="3010"/>
+            <w:tcW w:type="dxa" w:w="4987"/>
             <w:vAlign w:val="center"/>
             <w:shd w:fill="1F3864"/>
             <w:tcMar>
@@ -3553,14 +3553,14 @@
         </w:trPr>
         <w:tc>
           <w:tcPr>
-            <w:tcW w:type="dxa" w:w="3010"/>
+            <w:tcW w:type="dxa" w:w="4987"/>
             <w:vAlign w:val="center"/>
             <w:shd w:fill="FFFFFF"/>
             <w:tcMar>
-              <w:top w:w="80" w:type="dxa"/>
-              <w:bottom w:w="80" w:type="dxa"/>
-              <w:left w:w="100" w:type="dxa"/>
-              <w:right w:w="100" w:type="dxa"/>
+              <w:top w:w="70" w:type="dxa"/>
+              <w:bottom w:w="70" w:type="dxa"/>
+              <w:left w:w="90" w:type="dxa"/>
+              <w:right w:w="90" w:type="dxa"/>
             </w:tcMar>
           </w:tcPr>
           <w:p>
@@ -3580,14 +3580,14 @@
         </w:tc>
         <w:tc>
           <w:tcPr>
-            <w:tcW w:type="dxa" w:w="3010"/>
+            <w:tcW w:type="dxa" w:w="4987"/>
             <w:vAlign w:val="center"/>
             <w:shd w:fill="FFFFFF"/>
             <w:tcMar>
-              <w:top w:w="80" w:type="dxa"/>
-              <w:bottom w:w="80" w:type="dxa"/>
-              <w:left w:w="100" w:type="dxa"/>
-              <w:right w:w="100" w:type="dxa"/>
+              <w:top w:w="70" w:type="dxa"/>
+              <w:bottom w:w="70" w:type="dxa"/>
+              <w:left w:w="90" w:type="dxa"/>
+              <w:right w:w="90" w:type="dxa"/>
             </w:tcMar>
           </w:tcPr>
           <w:p>
@@ -3607,14 +3607,14 @@
         </w:tc>
         <w:tc>
           <w:tcPr>
-            <w:tcW w:type="dxa" w:w="3010"/>
+            <w:tcW w:type="dxa" w:w="4987"/>
             <w:vAlign w:val="center"/>
             <w:shd w:fill="FFFFFF"/>
             <w:tcMar>
-              <w:top w:w="80" w:type="dxa"/>
-              <w:bottom w:w="80" w:type="dxa"/>
-              <w:left w:w="100" w:type="dxa"/>
-              <w:right w:w="100" w:type="dxa"/>
+              <w:top w:w="70" w:type="dxa"/>
+              <w:bottom w:w="70" w:type="dxa"/>
+              <w:left w:w="90" w:type="dxa"/>
+              <w:right w:w="90" w:type="dxa"/>
             </w:tcMar>
           </w:tcPr>
           <w:p>
@@ -3639,14 +3639,14 @@
         </w:trPr>
         <w:tc>
           <w:tcPr>
-            <w:tcW w:type="dxa" w:w="3010"/>
+            <w:tcW w:type="dxa" w:w="4987"/>
             <w:vAlign w:val="center"/>
             <w:shd w:fill="F2F5F9"/>
             <w:tcMar>
-              <w:top w:w="80" w:type="dxa"/>
-              <w:bottom w:w="80" w:type="dxa"/>
-              <w:left w:w="100" w:type="dxa"/>
-              <w:right w:w="100" w:type="dxa"/>
+              <w:top w:w="70" w:type="dxa"/>
+              <w:bottom w:w="70" w:type="dxa"/>
+              <w:left w:w="90" w:type="dxa"/>
+              <w:right w:w="90" w:type="dxa"/>
             </w:tcMar>
           </w:tcPr>
           <w:p>
@@ -3666,14 +3666,14 @@
         </w:tc>
         <w:tc>
           <w:tcPr>
-            <w:tcW w:type="dxa" w:w="3010"/>
+            <w:tcW w:type="dxa" w:w="4987"/>
             <w:vAlign w:val="center"/>
             <w:shd w:fill="F2F5F9"/>
             <w:tcMar>
-              <w:top w:w="80" w:type="dxa"/>
-              <w:bottom w:w="80" w:type="dxa"/>
-              <w:left w:w="100" w:type="dxa"/>
-              <w:right w:w="100" w:type="dxa"/>
+              <w:top w:w="70" w:type="dxa"/>
+              <w:bottom w:w="70" w:type="dxa"/>
+              <w:left w:w="90" w:type="dxa"/>
+              <w:right w:w="90" w:type="dxa"/>
             </w:tcMar>
           </w:tcPr>
           <w:p>
@@ -3693,14 +3693,14 @@
         </w:tc>
         <w:tc>
           <w:tcPr>
-            <w:tcW w:type="dxa" w:w="3010"/>
+            <w:tcW w:type="dxa" w:w="4987"/>
             <w:vAlign w:val="center"/>
             <w:shd w:fill="F2F5F9"/>
             <w:tcMar>
-              <w:top w:w="80" w:type="dxa"/>
-              <w:bottom w:w="80" w:type="dxa"/>
-              <w:left w:w="100" w:type="dxa"/>
-              <w:right w:w="100" w:type="dxa"/>
+              <w:top w:w="70" w:type="dxa"/>
+              <w:bottom w:w="70" w:type="dxa"/>
+              <w:left w:w="90" w:type="dxa"/>
+              <w:right w:w="90" w:type="dxa"/>
             </w:tcMar>
           </w:tcPr>
           <w:p>
@@ -3725,14 +3725,14 @@
         </w:trPr>
         <w:tc>
           <w:tcPr>
-            <w:tcW w:type="dxa" w:w="3010"/>
+            <w:tcW w:type="dxa" w:w="4987"/>
             <w:vAlign w:val="center"/>
             <w:shd w:fill="FFFFFF"/>
             <w:tcMar>
-              <w:top w:w="80" w:type="dxa"/>
-              <w:bottom w:w="80" w:type="dxa"/>
-              <w:left w:w="100" w:type="dxa"/>
-              <w:right w:w="100" w:type="dxa"/>
+              <w:top w:w="70" w:type="dxa"/>
+              <w:bottom w:w="70" w:type="dxa"/>
+              <w:left w:w="90" w:type="dxa"/>
+              <w:right w:w="90" w:type="dxa"/>
             </w:tcMar>
           </w:tcPr>
           <w:p>
@@ -3752,14 +3752,14 @@
         </w:tc>
         <w:tc>
           <w:tcPr>
-            <w:tcW w:type="dxa" w:w="3010"/>
+            <w:tcW w:type="dxa" w:w="4987"/>
             <w:vAlign w:val="center"/>
             <w:shd w:fill="FFFFFF"/>
             <w:tcMar>
-              <w:top w:w="80" w:type="dxa"/>
-              <w:bottom w:w="80" w:type="dxa"/>
-              <w:left w:w="100" w:type="dxa"/>
-              <w:right w:w="100" w:type="dxa"/>
+              <w:top w:w="70" w:type="dxa"/>
+              <w:bottom w:w="70" w:type="dxa"/>
+              <w:left w:w="90" w:type="dxa"/>
+              <w:right w:w="90" w:type="dxa"/>
             </w:tcMar>
           </w:tcPr>
           <w:p>
@@ -3779,14 +3779,14 @@
         </w:tc>
         <w:tc>
           <w:tcPr>
-            <w:tcW w:type="dxa" w:w="3010"/>
+            <w:tcW w:type="dxa" w:w="4987"/>
             <w:vAlign w:val="center"/>
             <w:shd w:fill="FFFFFF"/>
             <w:tcMar>
-              <w:top w:w="80" w:type="dxa"/>
-              <w:bottom w:w="80" w:type="dxa"/>
-              <w:left w:w="100" w:type="dxa"/>
-              <w:right w:w="100" w:type="dxa"/>
+              <w:top w:w="70" w:type="dxa"/>
+              <w:bottom w:w="70" w:type="dxa"/>
+              <w:left w:w="90" w:type="dxa"/>
+              <w:right w:w="90" w:type="dxa"/>
             </w:tcMar>
           </w:tcPr>
           <w:p>
@@ -3808,7 +3808,7 @@
     </w:tbl>
     <w:p>
       <w:pPr>
-        <w:spacing w:after="120"/>
+        <w:spacing w:after="100"/>
       </w:pPr>
     </w:p>
     <w:p>
@@ -3842,9 +3842,9 @@
         </w:tblBorders>
       </w:tblPr>
       <w:tblGrid>
-        <w:gridCol w:w="3010"/>
-        <w:gridCol w:w="3010"/>
-        <w:gridCol w:w="3010"/>
+        <w:gridCol w:w="4987"/>
+        <w:gridCol w:w="4987"/>
+        <w:gridCol w:w="4987"/>
       </w:tblGrid>
       <w:tr>
         <w:trPr>
@@ -3854,7 +3854,7 @@
         </w:trPr>
         <w:tc>
           <w:tcPr>
-            <w:tcW w:type="dxa" w:w="3010"/>
+            <w:tcW w:type="dxa" w:w="4987"/>
             <w:vAlign w:val="center"/>
             <w:shd w:fill="1F3864"/>
             <w:tcMar>
@@ -3882,7 +3882,7 @@
         </w:tc>
         <w:tc>
           <w:tcPr>
-            <w:tcW w:type="dxa" w:w="3010"/>
+            <w:tcW w:type="dxa" w:w="4987"/>
             <w:vAlign w:val="center"/>
             <w:shd w:fill="1F3864"/>
             <w:tcMar>
@@ -3910,7 +3910,7 @@
         </w:tc>
         <w:tc>
           <w:tcPr>
-            <w:tcW w:type="dxa" w:w="3010"/>
+            <w:tcW w:type="dxa" w:w="4987"/>
             <w:vAlign w:val="center"/>
             <w:shd w:fill="1F3864"/>
             <w:tcMar>
@@ -3943,14 +3943,14 @@
         </w:trPr>
         <w:tc>
           <w:tcPr>
-            <w:tcW w:type="dxa" w:w="3010"/>
+            <w:tcW w:type="dxa" w:w="4987"/>
             <w:vAlign w:val="center"/>
             <w:shd w:fill="FFFFFF"/>
             <w:tcMar>
-              <w:top w:w="80" w:type="dxa"/>
-              <w:bottom w:w="80" w:type="dxa"/>
-              <w:left w:w="100" w:type="dxa"/>
-              <w:right w:w="100" w:type="dxa"/>
+              <w:top w:w="70" w:type="dxa"/>
+              <w:bottom w:w="70" w:type="dxa"/>
+              <w:left w:w="90" w:type="dxa"/>
+              <w:right w:w="90" w:type="dxa"/>
             </w:tcMar>
           </w:tcPr>
           <w:p>
@@ -3970,14 +3970,14 @@
         </w:tc>
         <w:tc>
           <w:tcPr>
-            <w:tcW w:type="dxa" w:w="3010"/>
+            <w:tcW w:type="dxa" w:w="4987"/>
             <w:vAlign w:val="center"/>
             <w:shd w:fill="FFFFFF"/>
             <w:tcMar>
-              <w:top w:w="80" w:type="dxa"/>
-              <w:bottom w:w="80" w:type="dxa"/>
-              <w:left w:w="100" w:type="dxa"/>
-              <w:right w:w="100" w:type="dxa"/>
+              <w:top w:w="70" w:type="dxa"/>
+              <w:bottom w:w="70" w:type="dxa"/>
+              <w:left w:w="90" w:type="dxa"/>
+              <w:right w:w="90" w:type="dxa"/>
             </w:tcMar>
           </w:tcPr>
           <w:p>
@@ -3997,14 +3997,14 @@
         </w:tc>
         <w:tc>
           <w:tcPr>
-            <w:tcW w:type="dxa" w:w="3010"/>
+            <w:tcW w:type="dxa" w:w="4987"/>
             <w:vAlign w:val="center"/>
             <w:shd w:fill="FFFFFF"/>
             <w:tcMar>
-              <w:top w:w="80" w:type="dxa"/>
-              <w:bottom w:w="80" w:type="dxa"/>
-              <w:left w:w="100" w:type="dxa"/>
-              <w:right w:w="100" w:type="dxa"/>
+              <w:top w:w="70" w:type="dxa"/>
+              <w:bottom w:w="70" w:type="dxa"/>
+              <w:left w:w="90" w:type="dxa"/>
+              <w:right w:w="90" w:type="dxa"/>
             </w:tcMar>
           </w:tcPr>
           <w:p>
@@ -4029,14 +4029,14 @@
         </w:trPr>
         <w:tc>
           <w:tcPr>
-            <w:tcW w:type="dxa" w:w="3010"/>
+            <w:tcW w:type="dxa" w:w="4987"/>
             <w:vAlign w:val="center"/>
             <w:shd w:fill="F2F5F9"/>
             <w:tcMar>
-              <w:top w:w="80" w:type="dxa"/>
-              <w:bottom w:w="80" w:type="dxa"/>
-              <w:left w:w="100" w:type="dxa"/>
-              <w:right w:w="100" w:type="dxa"/>
+              <w:top w:w="70" w:type="dxa"/>
+              <w:bottom w:w="70" w:type="dxa"/>
+              <w:left w:w="90" w:type="dxa"/>
+              <w:right w:w="90" w:type="dxa"/>
             </w:tcMar>
           </w:tcPr>
           <w:p>
@@ -4056,14 +4056,14 @@
         </w:tc>
         <w:tc>
           <w:tcPr>
-            <w:tcW w:type="dxa" w:w="3010"/>
+            <w:tcW w:type="dxa" w:w="4987"/>
             <w:vAlign w:val="center"/>
             <w:shd w:fill="F2F5F9"/>
             <w:tcMar>
-              <w:top w:w="80" w:type="dxa"/>
-              <w:bottom w:w="80" w:type="dxa"/>
-              <w:left w:w="100" w:type="dxa"/>
-              <w:right w:w="100" w:type="dxa"/>
+              <w:top w:w="70" w:type="dxa"/>
+              <w:bottom w:w="70" w:type="dxa"/>
+              <w:left w:w="90" w:type="dxa"/>
+              <w:right w:w="90" w:type="dxa"/>
             </w:tcMar>
           </w:tcPr>
           <w:p>
@@ -4083,14 +4083,14 @@
         </w:tc>
         <w:tc>
           <w:tcPr>
-            <w:tcW w:type="dxa" w:w="3010"/>
+            <w:tcW w:type="dxa" w:w="4987"/>
             <w:vAlign w:val="center"/>
             <w:shd w:fill="F2F5F9"/>
             <w:tcMar>
-              <w:top w:w="80" w:type="dxa"/>
-              <w:bottom w:w="80" w:type="dxa"/>
-              <w:left w:w="100" w:type="dxa"/>
-              <w:right w:w="100" w:type="dxa"/>
+              <w:top w:w="70" w:type="dxa"/>
+              <w:bottom w:w="70" w:type="dxa"/>
+              <w:left w:w="90" w:type="dxa"/>
+              <w:right w:w="90" w:type="dxa"/>
             </w:tcMar>
           </w:tcPr>
           <w:p>
@@ -4115,14 +4115,14 @@
         </w:trPr>
         <w:tc>
           <w:tcPr>
-            <w:tcW w:type="dxa" w:w="3010"/>
+            <w:tcW w:type="dxa" w:w="4987"/>
             <w:vAlign w:val="center"/>
             <w:shd w:fill="FFFFFF"/>
             <w:tcMar>
-              <w:top w:w="80" w:type="dxa"/>
-              <w:bottom w:w="80" w:type="dxa"/>
-              <w:left w:w="100" w:type="dxa"/>
-              <w:right w:w="100" w:type="dxa"/>
+              <w:top w:w="70" w:type="dxa"/>
+              <w:bottom w:w="70" w:type="dxa"/>
+              <w:left w:w="90" w:type="dxa"/>
+              <w:right w:w="90" w:type="dxa"/>
             </w:tcMar>
           </w:tcPr>
           <w:p>
@@ -4142,14 +4142,14 @@
         </w:tc>
         <w:tc>
           <w:tcPr>
-            <w:tcW w:type="dxa" w:w="3010"/>
+            <w:tcW w:type="dxa" w:w="4987"/>
             <w:vAlign w:val="center"/>
             <w:shd w:fill="FFFFFF"/>
             <w:tcMar>
-              <w:top w:w="80" w:type="dxa"/>
-              <w:bottom w:w="80" w:type="dxa"/>
-              <w:left w:w="100" w:type="dxa"/>
-              <w:right w:w="100" w:type="dxa"/>
+              <w:top w:w="70" w:type="dxa"/>
+              <w:bottom w:w="70" w:type="dxa"/>
+              <w:left w:w="90" w:type="dxa"/>
+              <w:right w:w="90" w:type="dxa"/>
             </w:tcMar>
           </w:tcPr>
           <w:p>
@@ -4169,14 +4169,14 @@
         </w:tc>
         <w:tc>
           <w:tcPr>
-            <w:tcW w:type="dxa" w:w="3010"/>
+            <w:tcW w:type="dxa" w:w="4987"/>
             <w:vAlign w:val="center"/>
             <w:shd w:fill="FFFFFF"/>
             <w:tcMar>
-              <w:top w:w="80" w:type="dxa"/>
-              <w:bottom w:w="80" w:type="dxa"/>
-              <w:left w:w="100" w:type="dxa"/>
-              <w:right w:w="100" w:type="dxa"/>
+              <w:top w:w="70" w:type="dxa"/>
+              <w:bottom w:w="70" w:type="dxa"/>
+              <w:left w:w="90" w:type="dxa"/>
+              <w:right w:w="90" w:type="dxa"/>
             </w:tcMar>
           </w:tcPr>
           <w:p>
@@ -4198,7 +4198,7 @@
     </w:tbl>
     <w:p>
       <w:pPr>
-        <w:spacing w:after="120"/>
+        <w:spacing w:after="100"/>
       </w:pPr>
     </w:p>
     <w:p>
@@ -4232,9 +4232,9 @@
         </w:tblBorders>
       </w:tblPr>
       <w:tblGrid>
-        <w:gridCol w:w="3010"/>
-        <w:gridCol w:w="3010"/>
-        <w:gridCol w:w="3010"/>
+        <w:gridCol w:w="4987"/>
+        <w:gridCol w:w="4987"/>
+        <w:gridCol w:w="4987"/>
       </w:tblGrid>
       <w:tr>
         <w:trPr>
@@ -4244,7 +4244,7 @@
         </w:trPr>
         <w:tc>
           <w:tcPr>
-            <w:tcW w:type="dxa" w:w="3010"/>
+            <w:tcW w:type="dxa" w:w="4987"/>
             <w:vAlign w:val="center"/>
             <w:shd w:fill="1F3864"/>
             <w:tcMar>
@@ -4272,7 +4272,7 @@
         </w:tc>
         <w:tc>
           <w:tcPr>
-            <w:tcW w:type="dxa" w:w="3010"/>
+            <w:tcW w:type="dxa" w:w="4987"/>
             <w:vAlign w:val="center"/>
             <w:shd w:fill="1F3864"/>
             <w:tcMar>
@@ -4300,7 +4300,7 @@
         </w:tc>
         <w:tc>
           <w:tcPr>
-            <w:tcW w:type="dxa" w:w="3010"/>
+            <w:tcW w:type="dxa" w:w="4987"/>
             <w:vAlign w:val="center"/>
             <w:shd w:fill="1F3864"/>
             <w:tcMar>
@@ -4333,14 +4333,14 @@
         </w:trPr>
         <w:tc>
           <w:tcPr>
-            <w:tcW w:type="dxa" w:w="3010"/>
+            <w:tcW w:type="dxa" w:w="4987"/>
             <w:vAlign w:val="center"/>
             <w:shd w:fill="FFFFFF"/>
             <w:tcMar>
-              <w:top w:w="80" w:type="dxa"/>
-              <w:bottom w:w="80" w:type="dxa"/>
-              <w:left w:w="100" w:type="dxa"/>
-              <w:right w:w="100" w:type="dxa"/>
+              <w:top w:w="70" w:type="dxa"/>
+              <w:bottom w:w="70" w:type="dxa"/>
+              <w:left w:w="90" w:type="dxa"/>
+              <w:right w:w="90" w:type="dxa"/>
             </w:tcMar>
           </w:tcPr>
           <w:p>
@@ -4360,14 +4360,14 @@
         </w:tc>
         <w:tc>
           <w:tcPr>
-            <w:tcW w:type="dxa" w:w="3010"/>
+            <w:tcW w:type="dxa" w:w="4987"/>
             <w:vAlign w:val="center"/>
             <w:shd w:fill="FFFFFF"/>
             <w:tcMar>
-              <w:top w:w="80" w:type="dxa"/>
-              <w:bottom w:w="80" w:type="dxa"/>
-              <w:left w:w="100" w:type="dxa"/>
-              <w:right w:w="100" w:type="dxa"/>
+              <w:top w:w="70" w:type="dxa"/>
+              <w:bottom w:w="70" w:type="dxa"/>
+              <w:left w:w="90" w:type="dxa"/>
+              <w:right w:w="90" w:type="dxa"/>
             </w:tcMar>
           </w:tcPr>
           <w:p>
@@ -4387,14 +4387,14 @@
         </w:tc>
         <w:tc>
           <w:tcPr>
-            <w:tcW w:type="dxa" w:w="3010"/>
+            <w:tcW w:type="dxa" w:w="4987"/>
             <w:vAlign w:val="center"/>
             <w:shd w:fill="FFFFFF"/>
             <w:tcMar>
-              <w:top w:w="80" w:type="dxa"/>
-              <w:bottom w:w="80" w:type="dxa"/>
-              <w:left w:w="100" w:type="dxa"/>
-              <w:right w:w="100" w:type="dxa"/>
+              <w:top w:w="70" w:type="dxa"/>
+              <w:bottom w:w="70" w:type="dxa"/>
+              <w:left w:w="90" w:type="dxa"/>
+              <w:right w:w="90" w:type="dxa"/>
             </w:tcMar>
           </w:tcPr>
           <w:p>
@@ -4419,14 +4419,14 @@
         </w:trPr>
         <w:tc>
           <w:tcPr>
-            <w:tcW w:type="dxa" w:w="3010"/>
+            <w:tcW w:type="dxa" w:w="4987"/>
             <w:vAlign w:val="center"/>
             <w:shd w:fill="F2F5F9"/>
             <w:tcMar>
-              <w:top w:w="80" w:type="dxa"/>
-              <w:bottom w:w="80" w:type="dxa"/>
-              <w:left w:w="100" w:type="dxa"/>
-              <w:right w:w="100" w:type="dxa"/>
+              <w:top w:w="70" w:type="dxa"/>
+              <w:bottom w:w="70" w:type="dxa"/>
+              <w:left w:w="90" w:type="dxa"/>
+              <w:right w:w="90" w:type="dxa"/>
             </w:tcMar>
           </w:tcPr>
           <w:p>
@@ -4446,14 +4446,14 @@
         </w:tc>
         <w:tc>
           <w:tcPr>
-            <w:tcW w:type="dxa" w:w="3010"/>
+            <w:tcW w:type="dxa" w:w="4987"/>
             <w:vAlign w:val="center"/>
             <w:shd w:fill="F2F5F9"/>
             <w:tcMar>
-              <w:top w:w="80" w:type="dxa"/>
-              <w:bottom w:w="80" w:type="dxa"/>
-              <w:left w:w="100" w:type="dxa"/>
-              <w:right w:w="100" w:type="dxa"/>
+              <w:top w:w="70" w:type="dxa"/>
+              <w:bottom w:w="70" w:type="dxa"/>
+              <w:left w:w="90" w:type="dxa"/>
+              <w:right w:w="90" w:type="dxa"/>
             </w:tcMar>
           </w:tcPr>
           <w:p>
@@ -4473,14 +4473,14 @@
         </w:tc>
         <w:tc>
           <w:tcPr>
-            <w:tcW w:type="dxa" w:w="3010"/>
+            <w:tcW w:type="dxa" w:w="4987"/>
             <w:vAlign w:val="center"/>
             <w:shd w:fill="F2F5F9"/>
             <w:tcMar>
-              <w:top w:w="80" w:type="dxa"/>
-              <w:bottom w:w="80" w:type="dxa"/>
-              <w:left w:w="100" w:type="dxa"/>
-              <w:right w:w="100" w:type="dxa"/>
+              <w:top w:w="70" w:type="dxa"/>
+              <w:bottom w:w="70" w:type="dxa"/>
+              <w:left w:w="90" w:type="dxa"/>
+              <w:right w:w="90" w:type="dxa"/>
             </w:tcMar>
           </w:tcPr>
           <w:p>
@@ -4505,14 +4505,14 @@
         </w:trPr>
         <w:tc>
           <w:tcPr>
-            <w:tcW w:type="dxa" w:w="3010"/>
+            <w:tcW w:type="dxa" w:w="4987"/>
             <w:vAlign w:val="center"/>
             <w:shd w:fill="FFFFFF"/>
             <w:tcMar>
-              <w:top w:w="80" w:type="dxa"/>
-              <w:bottom w:w="80" w:type="dxa"/>
-              <w:left w:w="100" w:type="dxa"/>
-              <w:right w:w="100" w:type="dxa"/>
+              <w:top w:w="70" w:type="dxa"/>
+              <w:bottom w:w="70" w:type="dxa"/>
+              <w:left w:w="90" w:type="dxa"/>
+              <w:right w:w="90" w:type="dxa"/>
             </w:tcMar>
           </w:tcPr>
           <w:p>
@@ -4532,14 +4532,14 @@
         </w:tc>
         <w:tc>
           <w:tcPr>
-            <w:tcW w:type="dxa" w:w="3010"/>
+            <w:tcW w:type="dxa" w:w="4987"/>
             <w:vAlign w:val="center"/>
             <w:shd w:fill="FFFFFF"/>
             <w:tcMar>
-              <w:top w:w="80" w:type="dxa"/>
-              <w:bottom w:w="80" w:type="dxa"/>
-              <w:left w:w="100" w:type="dxa"/>
-              <w:right w:w="100" w:type="dxa"/>
+              <w:top w:w="70" w:type="dxa"/>
+              <w:bottom w:w="70" w:type="dxa"/>
+              <w:left w:w="90" w:type="dxa"/>
+              <w:right w:w="90" w:type="dxa"/>
             </w:tcMar>
           </w:tcPr>
           <w:p>
@@ -4559,14 +4559,14 @@
         </w:tc>
         <w:tc>
           <w:tcPr>
-            <w:tcW w:type="dxa" w:w="3010"/>
+            <w:tcW w:type="dxa" w:w="4987"/>
             <w:vAlign w:val="center"/>
             <w:shd w:fill="FFFFFF"/>
             <w:tcMar>
-              <w:top w:w="80" w:type="dxa"/>
-              <w:bottom w:w="80" w:type="dxa"/>
-              <w:left w:w="100" w:type="dxa"/>
-              <w:right w:w="100" w:type="dxa"/>
+              <w:top w:w="70" w:type="dxa"/>
+              <w:bottom w:w="70" w:type="dxa"/>
+              <w:left w:w="90" w:type="dxa"/>
+              <w:right w:w="90" w:type="dxa"/>
             </w:tcMar>
           </w:tcPr>
           <w:p>
@@ -4588,7 +4588,7 @@
     </w:tbl>
     <w:p>
       <w:pPr>
-        <w:spacing w:after="120"/>
+        <w:spacing w:after="100"/>
       </w:pPr>
     </w:p>
     <w:p>
@@ -4622,9 +4622,9 @@
         </w:tblBorders>
       </w:tblPr>
       <w:tblGrid>
-        <w:gridCol w:w="3010"/>
-        <w:gridCol w:w="3010"/>
-        <w:gridCol w:w="3010"/>
+        <w:gridCol w:w="4987"/>
+        <w:gridCol w:w="4987"/>
+        <w:gridCol w:w="4987"/>
       </w:tblGrid>
       <w:tr>
         <w:trPr>
@@ -4634,7 +4634,7 @@
         </w:trPr>
         <w:tc>
           <w:tcPr>
-            <w:tcW w:type="dxa" w:w="3010"/>
+            <w:tcW w:type="dxa" w:w="4987"/>
             <w:vAlign w:val="center"/>
             <w:shd w:fill="1F3864"/>
             <w:tcMar>
@@ -4662,7 +4662,7 @@
         </w:tc>
         <w:tc>
           <w:tcPr>
-            <w:tcW w:type="dxa" w:w="3010"/>
+            <w:tcW w:type="dxa" w:w="4987"/>
             <w:vAlign w:val="center"/>
             <w:shd w:fill="1F3864"/>
             <w:tcMar>
@@ -4690,7 +4690,7 @@
         </w:tc>
         <w:tc>
           <w:tcPr>
-            <w:tcW w:type="dxa" w:w="3010"/>
+            <w:tcW w:type="dxa" w:w="4987"/>
             <w:vAlign w:val="center"/>
             <w:shd w:fill="1F3864"/>
             <w:tcMar>
@@ -4723,14 +4723,14 @@
         </w:trPr>
         <w:tc>
           <w:tcPr>
-            <w:tcW w:type="dxa" w:w="3010"/>
+            <w:tcW w:type="dxa" w:w="4987"/>
             <w:vAlign w:val="center"/>
             <w:shd w:fill="FFFFFF"/>
             <w:tcMar>
-              <w:top w:w="80" w:type="dxa"/>
-              <w:bottom w:w="80" w:type="dxa"/>
-              <w:left w:w="100" w:type="dxa"/>
-              <w:right w:w="100" w:type="dxa"/>
+              <w:top w:w="70" w:type="dxa"/>
+              <w:bottom w:w="70" w:type="dxa"/>
+              <w:left w:w="90" w:type="dxa"/>
+              <w:right w:w="90" w:type="dxa"/>
             </w:tcMar>
           </w:tcPr>
           <w:p>
@@ -4750,14 +4750,14 @@
         </w:tc>
         <w:tc>
           <w:tcPr>
-            <w:tcW w:type="dxa" w:w="3010"/>
+            <w:tcW w:type="dxa" w:w="4987"/>
             <w:vAlign w:val="center"/>
             <w:shd w:fill="FFFFFF"/>
             <w:tcMar>
-              <w:top w:w="80" w:type="dxa"/>
-              <w:bottom w:w="80" w:type="dxa"/>
-              <w:left w:w="100" w:type="dxa"/>
-              <w:right w:w="100" w:type="dxa"/>
+              <w:top w:w="70" w:type="dxa"/>
+              <w:bottom w:w="70" w:type="dxa"/>
+              <w:left w:w="90" w:type="dxa"/>
+              <w:right w:w="90" w:type="dxa"/>
             </w:tcMar>
           </w:tcPr>
           <w:p>
@@ -4777,14 +4777,14 @@
         </w:tc>
         <w:tc>
           <w:tcPr>
-            <w:tcW w:type="dxa" w:w="3010"/>
+            <w:tcW w:type="dxa" w:w="4987"/>
             <w:vAlign w:val="center"/>
             <w:shd w:fill="FFFFFF"/>
             <w:tcMar>
-              <w:top w:w="80" w:type="dxa"/>
-              <w:bottom w:w="80" w:type="dxa"/>
-              <w:left w:w="100" w:type="dxa"/>
-              <w:right w:w="100" w:type="dxa"/>
+              <w:top w:w="70" w:type="dxa"/>
+              <w:bottom w:w="70" w:type="dxa"/>
+              <w:left w:w="90" w:type="dxa"/>
+              <w:right w:w="90" w:type="dxa"/>
             </w:tcMar>
           </w:tcPr>
           <w:p>
@@ -4809,14 +4809,14 @@
         </w:trPr>
         <w:tc>
           <w:tcPr>
-            <w:tcW w:type="dxa" w:w="3010"/>
+            <w:tcW w:type="dxa" w:w="4987"/>
             <w:vAlign w:val="center"/>
             <w:shd w:fill="F2F5F9"/>
             <w:tcMar>
-              <w:top w:w="80" w:type="dxa"/>
-              <w:bottom w:w="80" w:type="dxa"/>
-              <w:left w:w="100" w:type="dxa"/>
-              <w:right w:w="100" w:type="dxa"/>
+              <w:top w:w="70" w:type="dxa"/>
+              <w:bottom w:w="70" w:type="dxa"/>
+              <w:left w:w="90" w:type="dxa"/>
+              <w:right w:w="90" w:type="dxa"/>
             </w:tcMar>
           </w:tcPr>
           <w:p>
@@ -4836,14 +4836,14 @@
         </w:tc>
         <w:tc>
           <w:tcPr>
-            <w:tcW w:type="dxa" w:w="3010"/>
+            <w:tcW w:type="dxa" w:w="4987"/>
             <w:vAlign w:val="center"/>
             <w:shd w:fill="F2F5F9"/>
             <w:tcMar>
-              <w:top w:w="80" w:type="dxa"/>
-              <w:bottom w:w="80" w:type="dxa"/>
-              <w:left w:w="100" w:type="dxa"/>
-              <w:right w:w="100" w:type="dxa"/>
+              <w:top w:w="70" w:type="dxa"/>
+              <w:bottom w:w="70" w:type="dxa"/>
+              <w:left w:w="90" w:type="dxa"/>
+              <w:right w:w="90" w:type="dxa"/>
             </w:tcMar>
           </w:tcPr>
           <w:p>
@@ -4863,14 +4863,14 @@
         </w:tc>
         <w:tc>
           <w:tcPr>
-            <w:tcW w:type="dxa" w:w="3010"/>
+            <w:tcW w:type="dxa" w:w="4987"/>
             <w:vAlign w:val="center"/>
             <w:shd w:fill="F2F5F9"/>
             <w:tcMar>
-              <w:top w:w="80" w:type="dxa"/>
-              <w:bottom w:w="80" w:type="dxa"/>
-              <w:left w:w="100" w:type="dxa"/>
-              <w:right w:w="100" w:type="dxa"/>
+              <w:top w:w="70" w:type="dxa"/>
+              <w:bottom w:w="70" w:type="dxa"/>
+              <w:left w:w="90" w:type="dxa"/>
+              <w:right w:w="90" w:type="dxa"/>
             </w:tcMar>
           </w:tcPr>
           <w:p>
@@ -4895,14 +4895,14 @@
         </w:trPr>
         <w:tc>
           <w:tcPr>
-            <w:tcW w:type="dxa" w:w="3010"/>
+            <w:tcW w:type="dxa" w:w="4987"/>
             <w:vAlign w:val="center"/>
             <w:shd w:fill="FFFFFF"/>
             <w:tcMar>
-              <w:top w:w="80" w:type="dxa"/>
-              <w:bottom w:w="80" w:type="dxa"/>
-              <w:left w:w="100" w:type="dxa"/>
-              <w:right w:w="100" w:type="dxa"/>
+              <w:top w:w="70" w:type="dxa"/>
+              <w:bottom w:w="70" w:type="dxa"/>
+              <w:left w:w="90" w:type="dxa"/>
+              <w:right w:w="90" w:type="dxa"/>
             </w:tcMar>
           </w:tcPr>
           <w:p>
@@ -4922,14 +4922,14 @@
         </w:tc>
         <w:tc>
           <w:tcPr>
-            <w:tcW w:type="dxa" w:w="3010"/>
+            <w:tcW w:type="dxa" w:w="4987"/>
             <w:vAlign w:val="center"/>
             <w:shd w:fill="FFFFFF"/>
             <w:tcMar>
-              <w:top w:w="80" w:type="dxa"/>
-              <w:bottom w:w="80" w:type="dxa"/>
-              <w:left w:w="100" w:type="dxa"/>
-              <w:right w:w="100" w:type="dxa"/>
+              <w:top w:w="70" w:type="dxa"/>
+              <w:bottom w:w="70" w:type="dxa"/>
+              <w:left w:w="90" w:type="dxa"/>
+              <w:right w:w="90" w:type="dxa"/>
             </w:tcMar>
           </w:tcPr>
           <w:p>
@@ -4983,14 +4983,14 @@
         </w:tc>
         <w:tc>
           <w:tcPr>
-            <w:tcW w:type="dxa" w:w="3010"/>
+            <w:tcW w:type="dxa" w:w="4987"/>
             <w:vAlign w:val="center"/>
             <w:shd w:fill="FFFFFF"/>
             <w:tcMar>
-              <w:top w:w="80" w:type="dxa"/>
-              <w:bottom w:w="80" w:type="dxa"/>
-              <w:left w:w="100" w:type="dxa"/>
-              <w:right w:w="100" w:type="dxa"/>
+              <w:top w:w="70" w:type="dxa"/>
+              <w:bottom w:w="70" w:type="dxa"/>
+              <w:left w:w="90" w:type="dxa"/>
+              <w:right w:w="90" w:type="dxa"/>
             </w:tcMar>
           </w:tcPr>
           <w:p>
@@ -5012,7 +5012,7 @@
     </w:tbl>
     <w:p>
       <w:pPr>
-        <w:spacing w:after="120"/>
+        <w:spacing w:after="100"/>
       </w:pPr>
     </w:p>
     <w:p>
@@ -5022,9 +5022,9 @@
       <w:r>
         <w:rPr>
           <w:color w:val="C8D2E1"/>
-          <w:sz w:val="16"/>
+          <w:sz w:val="14"/>
         </w:rPr>
-        <w:t>_________________________________________________________________________________</w:t>
+        <w:t>————————————————————————————————————————————————————————————————————————————————————————————————————————————————————————</w:t>
       </w:r>
     </w:p>
     <w:p>
@@ -5058,12 +5058,12 @@
         </w:tblBorders>
       </w:tblPr>
       <w:tblGrid>
-        <w:gridCol w:w="1505"/>
-        <w:gridCol w:w="1505"/>
-        <w:gridCol w:w="1505"/>
-        <w:gridCol w:w="1505"/>
-        <w:gridCol w:w="1505"/>
-        <w:gridCol w:w="1505"/>
+        <w:gridCol w:w="2494"/>
+        <w:gridCol w:w="2494"/>
+        <w:gridCol w:w="2494"/>
+        <w:gridCol w:w="2494"/>
+        <w:gridCol w:w="2494"/>
+        <w:gridCol w:w="2494"/>
       </w:tblGrid>
       <w:tr>
         <w:trPr>
@@ -5073,7 +5073,7 @@
         </w:trPr>
         <w:tc>
           <w:tcPr>
-            <w:tcW w:type="dxa" w:w="1505"/>
+            <w:tcW w:type="dxa" w:w="2494"/>
             <w:vAlign w:val="center"/>
             <w:shd w:fill="1F3864"/>
             <w:tcMar>
@@ -5101,7 +5101,7 @@
         </w:tc>
         <w:tc>
           <w:tcPr>
-            <w:tcW w:type="dxa" w:w="1505"/>
+            <w:tcW w:type="dxa" w:w="2494"/>
             <w:vAlign w:val="center"/>
             <w:shd w:fill="1F3864"/>
             <w:tcMar>
@@ -5129,7 +5129,7 @@
         </w:tc>
         <w:tc>
           <w:tcPr>
-            <w:tcW w:type="dxa" w:w="1505"/>
+            <w:tcW w:type="dxa" w:w="2494"/>
             <w:vAlign w:val="center"/>
             <w:shd w:fill="1F3864"/>
             <w:tcMar>
@@ -5157,7 +5157,7 @@
         </w:tc>
         <w:tc>
           <w:tcPr>
-            <w:tcW w:type="dxa" w:w="1505"/>
+            <w:tcW w:type="dxa" w:w="2494"/>
             <w:vAlign w:val="center"/>
             <w:shd w:fill="1F3864"/>
             <w:tcMar>
@@ -5185,7 +5185,7 @@
         </w:tc>
         <w:tc>
           <w:tcPr>
-            <w:tcW w:type="dxa" w:w="1505"/>
+            <w:tcW w:type="dxa" w:w="2494"/>
             <w:vAlign w:val="center"/>
             <w:shd w:fill="1F3864"/>
             <w:tcMar>
@@ -5213,7 +5213,7 @@
         </w:tc>
         <w:tc>
           <w:tcPr>
-            <w:tcW w:type="dxa" w:w="1505"/>
+            <w:tcW w:type="dxa" w:w="2494"/>
             <w:vAlign w:val="center"/>
             <w:shd w:fill="1F3864"/>
             <w:tcMar>
@@ -5246,14 +5246,14 @@
         </w:trPr>
         <w:tc>
           <w:tcPr>
-            <w:tcW w:type="dxa" w:w="1505"/>
+            <w:tcW w:type="dxa" w:w="2494"/>
             <w:vAlign w:val="center"/>
             <w:shd w:fill="FFFFFF"/>
             <w:tcMar>
-              <w:top w:w="80" w:type="dxa"/>
-              <w:bottom w:w="80" w:type="dxa"/>
-              <w:left w:w="100" w:type="dxa"/>
-              <w:right w:w="100" w:type="dxa"/>
+              <w:top w:w="70" w:type="dxa"/>
+              <w:bottom w:w="70" w:type="dxa"/>
+              <w:left w:w="90" w:type="dxa"/>
+              <w:right w:w="90" w:type="dxa"/>
             </w:tcMar>
           </w:tcPr>
           <w:p>
@@ -5266,7 +5266,7 @@
                 <w:rFonts w:ascii="Calibri" w:hAnsi="Calibri"/>
                 <w:b/>
                 <w:color w:val="262626"/>
-                <w:sz w:val="19"/>
+                <w:sz w:val="18"/>
               </w:rPr>
               <w:t>PL-1</w:t>
             </w:r>
@@ -5274,14 +5274,14 @@
         </w:tc>
         <w:tc>
           <w:tcPr>
-            <w:tcW w:type="dxa" w:w="1505"/>
+            <w:tcW w:type="dxa" w:w="2494"/>
             <w:vAlign w:val="center"/>
             <w:shd w:fill="FFFFFF"/>
             <w:tcMar>
-              <w:top w:w="80" w:type="dxa"/>
-              <w:bottom w:w="80" w:type="dxa"/>
-              <w:left w:w="100" w:type="dxa"/>
-              <w:right w:w="100" w:type="dxa"/>
+              <w:top w:w="70" w:type="dxa"/>
+              <w:bottom w:w="70" w:type="dxa"/>
+              <w:left w:w="90" w:type="dxa"/>
+              <w:right w:w="90" w:type="dxa"/>
             </w:tcMar>
           </w:tcPr>
           <w:p>
@@ -5293,7 +5293,7 @@
               <w:rPr>
                 <w:rFonts w:ascii="Calibri" w:hAnsi="Calibri"/>
                 <w:color w:val="262626"/>
-                <w:sz w:val="19"/>
+                <w:sz w:val="18"/>
               </w:rPr>
               <w:t>Intelligent IS Developer &amp; AI Engineer</w:t>
             </w:r>
@@ -5301,14 +5301,14 @@
         </w:tc>
         <w:tc>
           <w:tcPr>
-            <w:tcW w:type="dxa" w:w="1505"/>
+            <w:tcW w:type="dxa" w:w="2494"/>
             <w:vAlign w:val="center"/>
             <w:shd w:fill="FFFFFF"/>
             <w:tcMar>
-              <w:top w:w="80" w:type="dxa"/>
-              <w:bottom w:w="80" w:type="dxa"/>
-              <w:left w:w="100" w:type="dxa"/>
-              <w:right w:w="100" w:type="dxa"/>
+              <w:top w:w="70" w:type="dxa"/>
+              <w:bottom w:w="70" w:type="dxa"/>
+              <w:left w:w="90" w:type="dxa"/>
+              <w:right w:w="90" w:type="dxa"/>
             </w:tcMar>
           </w:tcPr>
           <w:p>
@@ -5320,7 +5320,7 @@
               <w:rPr>
                 <w:rFonts w:ascii="Calibri" w:hAnsi="Calibri"/>
                 <w:color w:val="262626"/>
-                <w:sz w:val="19"/>
+                <w:sz w:val="18"/>
               </w:rPr>
               <w:t>✅</w:t>
             </w:r>
@@ -5328,14 +5328,14 @@
         </w:tc>
         <w:tc>
           <w:tcPr>
-            <w:tcW w:type="dxa" w:w="1505"/>
+            <w:tcW w:type="dxa" w:w="2494"/>
             <w:vAlign w:val="center"/>
             <w:shd w:fill="FFFFFF"/>
             <w:tcMar>
-              <w:top w:w="80" w:type="dxa"/>
-              <w:bottom w:w="80" w:type="dxa"/>
-              <w:left w:w="100" w:type="dxa"/>
-              <w:right w:w="100" w:type="dxa"/>
+              <w:top w:w="70" w:type="dxa"/>
+              <w:bottom w:w="70" w:type="dxa"/>
+              <w:left w:w="90" w:type="dxa"/>
+              <w:right w:w="90" w:type="dxa"/>
             </w:tcMar>
           </w:tcPr>
           <w:p>
@@ -5347,7 +5347,7 @@
               <w:rPr>
                 <w:rFonts w:ascii="Calibri" w:hAnsi="Calibri"/>
                 <w:color w:val="262626"/>
-                <w:sz w:val="19"/>
+                <w:sz w:val="18"/>
               </w:rPr>
               <w:t>✅</w:t>
             </w:r>
@@ -5355,14 +5355,14 @@
         </w:tc>
         <w:tc>
           <w:tcPr>
-            <w:tcW w:type="dxa" w:w="1505"/>
+            <w:tcW w:type="dxa" w:w="2494"/>
             <w:vAlign w:val="center"/>
             <w:shd w:fill="FFFFFF"/>
             <w:tcMar>
-              <w:top w:w="80" w:type="dxa"/>
-              <w:bottom w:w="80" w:type="dxa"/>
-              <w:left w:w="100" w:type="dxa"/>
-              <w:right w:w="100" w:type="dxa"/>
+              <w:top w:w="70" w:type="dxa"/>
+              <w:bottom w:w="70" w:type="dxa"/>
+              <w:left w:w="90" w:type="dxa"/>
+              <w:right w:w="90" w:type="dxa"/>
             </w:tcMar>
           </w:tcPr>
           <w:p>
@@ -5374,14 +5374,14 @@
         </w:tc>
         <w:tc>
           <w:tcPr>
-            <w:tcW w:type="dxa" w:w="1505"/>
+            <w:tcW w:type="dxa" w:w="2494"/>
             <w:vAlign w:val="center"/>
             <w:shd w:fill="FFFFFF"/>
             <w:tcMar>
-              <w:top w:w="80" w:type="dxa"/>
-              <w:bottom w:w="80" w:type="dxa"/>
-              <w:left w:w="100" w:type="dxa"/>
-              <w:right w:w="100" w:type="dxa"/>
+              <w:top w:w="70" w:type="dxa"/>
+              <w:bottom w:w="70" w:type="dxa"/>
+              <w:left w:w="90" w:type="dxa"/>
+              <w:right w:w="90" w:type="dxa"/>
             </w:tcMar>
           </w:tcPr>
           <w:p>
@@ -5393,7 +5393,7 @@
               <w:rPr>
                 <w:rFonts w:ascii="Calibri" w:hAnsi="Calibri"/>
                 <w:color w:val="262626"/>
-                <w:sz w:val="19"/>
+                <w:sz w:val="18"/>
               </w:rPr>
               <w:t>✅</w:t>
             </w:r>
@@ -5406,14 +5406,14 @@
         </w:trPr>
         <w:tc>
           <w:tcPr>
-            <w:tcW w:type="dxa" w:w="1505"/>
+            <w:tcW w:type="dxa" w:w="2494"/>
             <w:vAlign w:val="center"/>
             <w:shd w:fill="F2F5F9"/>
             <w:tcMar>
-              <w:top w:w="80" w:type="dxa"/>
-              <w:bottom w:w="80" w:type="dxa"/>
-              <w:left w:w="100" w:type="dxa"/>
-              <w:right w:w="100" w:type="dxa"/>
+              <w:top w:w="70" w:type="dxa"/>
+              <w:bottom w:w="70" w:type="dxa"/>
+              <w:left w:w="90" w:type="dxa"/>
+              <w:right w:w="90" w:type="dxa"/>
             </w:tcMar>
           </w:tcPr>
           <w:p>
@@ -5426,7 +5426,7 @@
                 <w:rFonts w:ascii="Calibri" w:hAnsi="Calibri"/>
                 <w:b/>
                 <w:color w:val="262626"/>
-                <w:sz w:val="19"/>
+                <w:sz w:val="18"/>
               </w:rPr>
               <w:t>PL-2</w:t>
             </w:r>
@@ -5434,14 +5434,14 @@
         </w:tc>
         <w:tc>
           <w:tcPr>
-            <w:tcW w:type="dxa" w:w="1505"/>
+            <w:tcW w:type="dxa" w:w="2494"/>
             <w:vAlign w:val="center"/>
             <w:shd w:fill="F2F5F9"/>
             <w:tcMar>
-              <w:top w:w="80" w:type="dxa"/>
-              <w:bottom w:w="80" w:type="dxa"/>
-              <w:left w:w="100" w:type="dxa"/>
-              <w:right w:w="100" w:type="dxa"/>
+              <w:top w:w="70" w:type="dxa"/>
+              <w:bottom w:w="70" w:type="dxa"/>
+              <w:left w:w="90" w:type="dxa"/>
+              <w:right w:w="90" w:type="dxa"/>
             </w:tcMar>
           </w:tcPr>
           <w:p>
@@ -5453,7 +5453,7 @@
               <w:rPr>
                 <w:rFonts w:ascii="Calibri" w:hAnsi="Calibri"/>
                 <w:color w:val="262626"/>
-                <w:sz w:val="19"/>
+                <w:sz w:val="18"/>
               </w:rPr>
               <w:t>Cloud Infrastructure, Cybersecurity &amp; Smart Systems Integrator</w:t>
             </w:r>
@@ -5461,14 +5461,14 @@
         </w:tc>
         <w:tc>
           <w:tcPr>
-            <w:tcW w:type="dxa" w:w="1505"/>
+            <w:tcW w:type="dxa" w:w="2494"/>
             <w:vAlign w:val="center"/>
             <w:shd w:fill="F2F5F9"/>
             <w:tcMar>
-              <w:top w:w="80" w:type="dxa"/>
-              <w:bottom w:w="80" w:type="dxa"/>
-              <w:left w:w="100" w:type="dxa"/>
-              <w:right w:w="100" w:type="dxa"/>
+              <w:top w:w="70" w:type="dxa"/>
+              <w:bottom w:w="70" w:type="dxa"/>
+              <w:left w:w="90" w:type="dxa"/>
+              <w:right w:w="90" w:type="dxa"/>
             </w:tcMar>
           </w:tcPr>
           <w:p>
@@ -5480,7 +5480,7 @@
               <w:rPr>
                 <w:rFonts w:ascii="Calibri" w:hAnsi="Calibri"/>
                 <w:color w:val="262626"/>
-                <w:sz w:val="19"/>
+                <w:sz w:val="18"/>
               </w:rPr>
               <w:t>✅</w:t>
             </w:r>
@@ -5488,14 +5488,14 @@
         </w:tc>
         <w:tc>
           <w:tcPr>
-            <w:tcW w:type="dxa" w:w="1505"/>
+            <w:tcW w:type="dxa" w:w="2494"/>
             <w:vAlign w:val="center"/>
             <w:shd w:fill="F2F5F9"/>
             <w:tcMar>
-              <w:top w:w="80" w:type="dxa"/>
-              <w:bottom w:w="80" w:type="dxa"/>
-              <w:left w:w="100" w:type="dxa"/>
-              <w:right w:w="100" w:type="dxa"/>
+              <w:top w:w="70" w:type="dxa"/>
+              <w:bottom w:w="70" w:type="dxa"/>
+              <w:left w:w="90" w:type="dxa"/>
+              <w:right w:w="90" w:type="dxa"/>
             </w:tcMar>
           </w:tcPr>
           <w:p>
@@ -5507,14 +5507,14 @@
         </w:tc>
         <w:tc>
           <w:tcPr>
-            <w:tcW w:type="dxa" w:w="1505"/>
+            <w:tcW w:type="dxa" w:w="2494"/>
             <w:vAlign w:val="center"/>
             <w:shd w:fill="F2F5F9"/>
             <w:tcMar>
-              <w:top w:w="80" w:type="dxa"/>
-              <w:bottom w:w="80" w:type="dxa"/>
-              <w:left w:w="100" w:type="dxa"/>
-              <w:right w:w="100" w:type="dxa"/>
+              <w:top w:w="70" w:type="dxa"/>
+              <w:bottom w:w="70" w:type="dxa"/>
+              <w:left w:w="90" w:type="dxa"/>
+              <w:right w:w="90" w:type="dxa"/>
             </w:tcMar>
           </w:tcPr>
           <w:p>
@@ -5526,7 +5526,7 @@
               <w:rPr>
                 <w:rFonts w:ascii="Calibri" w:hAnsi="Calibri"/>
                 <w:color w:val="262626"/>
-                <w:sz w:val="19"/>
+                <w:sz w:val="18"/>
               </w:rPr>
               <w:t>✅</w:t>
             </w:r>
@@ -5534,14 +5534,14 @@
         </w:tc>
         <w:tc>
           <w:tcPr>
-            <w:tcW w:type="dxa" w:w="1505"/>
+            <w:tcW w:type="dxa" w:w="2494"/>
             <w:vAlign w:val="center"/>
             <w:shd w:fill="F2F5F9"/>
             <w:tcMar>
-              <w:top w:w="80" w:type="dxa"/>
-              <w:bottom w:w="80" w:type="dxa"/>
-              <w:left w:w="100" w:type="dxa"/>
-              <w:right w:w="100" w:type="dxa"/>
+              <w:top w:w="70" w:type="dxa"/>
+              <w:bottom w:w="70" w:type="dxa"/>
+              <w:left w:w="90" w:type="dxa"/>
+              <w:right w:w="90" w:type="dxa"/>
             </w:tcMar>
           </w:tcPr>
           <w:p>
@@ -5558,14 +5558,14 @@
         </w:trPr>
         <w:tc>
           <w:tcPr>
-            <w:tcW w:type="dxa" w:w="1505"/>
+            <w:tcW w:type="dxa" w:w="2494"/>
             <w:vAlign w:val="center"/>
             <w:shd w:fill="FFFFFF"/>
             <w:tcMar>
-              <w:top w:w="80" w:type="dxa"/>
-              <w:bottom w:w="80" w:type="dxa"/>
-              <w:left w:w="100" w:type="dxa"/>
-              <w:right w:w="100" w:type="dxa"/>
+              <w:top w:w="70" w:type="dxa"/>
+              <w:bottom w:w="70" w:type="dxa"/>
+              <w:left w:w="90" w:type="dxa"/>
+              <w:right w:w="90" w:type="dxa"/>
             </w:tcMar>
           </w:tcPr>
           <w:p>
@@ -5578,7 +5578,7 @@
                 <w:rFonts w:ascii="Calibri" w:hAnsi="Calibri"/>
                 <w:b/>
                 <w:color w:val="262626"/>
-                <w:sz w:val="19"/>
+                <w:sz w:val="18"/>
               </w:rPr>
               <w:t>PL-3</w:t>
             </w:r>
@@ -5586,14 +5586,14 @@
         </w:tc>
         <w:tc>
           <w:tcPr>
-            <w:tcW w:type="dxa" w:w="1505"/>
+            <w:tcW w:type="dxa" w:w="2494"/>
             <w:vAlign w:val="center"/>
             <w:shd w:fill="FFFFFF"/>
             <w:tcMar>
-              <w:top w:w="80" w:type="dxa"/>
-              <w:bottom w:w="80" w:type="dxa"/>
-              <w:left w:w="100" w:type="dxa"/>
-              <w:right w:w="100" w:type="dxa"/>
+              <w:top w:w="70" w:type="dxa"/>
+              <w:bottom w:w="70" w:type="dxa"/>
+              <w:left w:w="90" w:type="dxa"/>
+              <w:right w:w="90" w:type="dxa"/>
             </w:tcMar>
           </w:tcPr>
           <w:p>
@@ -5605,7 +5605,7 @@
               <w:rPr>
                 <w:rFonts w:ascii="Calibri" w:hAnsi="Calibri"/>
                 <w:color w:val="262626"/>
-                <w:sz w:val="19"/>
+                <w:sz w:val="18"/>
               </w:rPr>
               <w:t>UI/UX Designer &amp; Digital Platform Engineer</w:t>
             </w:r>
@@ -5613,14 +5613,14 @@
         </w:tc>
         <w:tc>
           <w:tcPr>
-            <w:tcW w:type="dxa" w:w="1505"/>
+            <w:tcW w:type="dxa" w:w="2494"/>
             <w:vAlign w:val="center"/>
             <w:shd w:fill="FFFFFF"/>
             <w:tcMar>
-              <w:top w:w="80" w:type="dxa"/>
-              <w:bottom w:w="80" w:type="dxa"/>
-              <w:left w:w="100" w:type="dxa"/>
-              <w:right w:w="100" w:type="dxa"/>
+              <w:top w:w="70" w:type="dxa"/>
+              <w:bottom w:w="70" w:type="dxa"/>
+              <w:left w:w="90" w:type="dxa"/>
+              <w:right w:w="90" w:type="dxa"/>
             </w:tcMar>
           </w:tcPr>
           <w:p>
@@ -5632,14 +5632,14 @@
         </w:tc>
         <w:tc>
           <w:tcPr>
-            <w:tcW w:type="dxa" w:w="1505"/>
+            <w:tcW w:type="dxa" w:w="2494"/>
             <w:vAlign w:val="center"/>
             <w:shd w:fill="FFFFFF"/>
             <w:tcMar>
-              <w:top w:w="80" w:type="dxa"/>
-              <w:bottom w:w="80" w:type="dxa"/>
-              <w:left w:w="100" w:type="dxa"/>
-              <w:right w:w="100" w:type="dxa"/>
+              <w:top w:w="70" w:type="dxa"/>
+              <w:bottom w:w="70" w:type="dxa"/>
+              <w:left w:w="90" w:type="dxa"/>
+              <w:right w:w="90" w:type="dxa"/>
             </w:tcMar>
           </w:tcPr>
           <w:p>
@@ -5651,7 +5651,7 @@
               <w:rPr>
                 <w:rFonts w:ascii="Calibri" w:hAnsi="Calibri"/>
                 <w:color w:val="262626"/>
-                <w:sz w:val="19"/>
+                <w:sz w:val="18"/>
               </w:rPr>
               <w:t>✅</w:t>
             </w:r>
@@ -5659,14 +5659,14 @@
         </w:tc>
         <w:tc>
           <w:tcPr>
-            <w:tcW w:type="dxa" w:w="1505"/>
+            <w:tcW w:type="dxa" w:w="2494"/>
             <w:vAlign w:val="center"/>
             <w:shd w:fill="FFFFFF"/>
             <w:tcMar>
-              <w:top w:w="80" w:type="dxa"/>
-              <w:bottom w:w="80" w:type="dxa"/>
-              <w:left w:w="100" w:type="dxa"/>
-              <w:right w:w="100" w:type="dxa"/>
+              <w:top w:w="70" w:type="dxa"/>
+              <w:bottom w:w="70" w:type="dxa"/>
+              <w:left w:w="90" w:type="dxa"/>
+              <w:right w:w="90" w:type="dxa"/>
             </w:tcMar>
           </w:tcPr>
           <w:p>
@@ -5678,14 +5678,14 @@
         </w:tc>
         <w:tc>
           <w:tcPr>
-            <w:tcW w:type="dxa" w:w="1505"/>
+            <w:tcW w:type="dxa" w:w="2494"/>
             <w:vAlign w:val="center"/>
             <w:shd w:fill="FFFFFF"/>
             <w:tcMar>
-              <w:top w:w="80" w:type="dxa"/>
-              <w:bottom w:w="80" w:type="dxa"/>
-              <w:left w:w="100" w:type="dxa"/>
-              <w:right w:w="100" w:type="dxa"/>
+              <w:top w:w="70" w:type="dxa"/>
+              <w:bottom w:w="70" w:type="dxa"/>
+              <w:left w:w="90" w:type="dxa"/>
+              <w:right w:w="90" w:type="dxa"/>
             </w:tcMar>
           </w:tcPr>
           <w:p>
@@ -5697,7 +5697,7 @@
               <w:rPr>
                 <w:rFonts w:ascii="Calibri" w:hAnsi="Calibri"/>
                 <w:color w:val="262626"/>
-                <w:sz w:val="19"/>
+                <w:sz w:val="18"/>
               </w:rPr>
               <w:t>✅</w:t>
             </w:r>
@@ -5710,14 +5710,14 @@
         </w:trPr>
         <w:tc>
           <w:tcPr>
-            <w:tcW w:type="dxa" w:w="1505"/>
+            <w:tcW w:type="dxa" w:w="2494"/>
             <w:vAlign w:val="center"/>
             <w:shd w:fill="F2F5F9"/>
             <w:tcMar>
-              <w:top w:w="80" w:type="dxa"/>
-              <w:bottom w:w="80" w:type="dxa"/>
-              <w:left w:w="100" w:type="dxa"/>
-              <w:right w:w="100" w:type="dxa"/>
+              <w:top w:w="70" w:type="dxa"/>
+              <w:bottom w:w="70" w:type="dxa"/>
+              <w:left w:w="90" w:type="dxa"/>
+              <w:right w:w="90" w:type="dxa"/>
             </w:tcMar>
           </w:tcPr>
           <w:p>
@@ -5730,7 +5730,7 @@
                 <w:rFonts w:ascii="Calibri" w:hAnsi="Calibri"/>
                 <w:b/>
                 <w:color w:val="262626"/>
-                <w:sz w:val="19"/>
+                <w:sz w:val="18"/>
               </w:rPr>
               <w:t>PL-4</w:t>
             </w:r>
@@ -5738,14 +5738,14 @@
         </w:tc>
         <w:tc>
           <w:tcPr>
-            <w:tcW w:type="dxa" w:w="1505"/>
+            <w:tcW w:type="dxa" w:w="2494"/>
             <w:vAlign w:val="center"/>
             <w:shd w:fill="F2F5F9"/>
             <w:tcMar>
-              <w:top w:w="80" w:type="dxa"/>
-              <w:bottom w:w="80" w:type="dxa"/>
-              <w:left w:w="100" w:type="dxa"/>
-              <w:right w:w="100" w:type="dxa"/>
+              <w:top w:w="70" w:type="dxa"/>
+              <w:bottom w:w="70" w:type="dxa"/>
+              <w:left w:w="90" w:type="dxa"/>
+              <w:right w:w="90" w:type="dxa"/>
             </w:tcMar>
           </w:tcPr>
           <w:p>
@@ -5757,7 +5757,7 @@
               <w:rPr>
                 <w:rFonts w:ascii="Calibri" w:hAnsi="Calibri"/>
                 <w:color w:val="262626"/>
-                <w:sz w:val="19"/>
+                <w:sz w:val="18"/>
               </w:rPr>
               <w:t>Digital Technopreneur &amp; IT Product Innovator</w:t>
             </w:r>
@@ -5765,14 +5765,14 @@
         </w:tc>
         <w:tc>
           <w:tcPr>
-            <w:tcW w:type="dxa" w:w="1505"/>
+            <w:tcW w:type="dxa" w:w="2494"/>
             <w:vAlign w:val="center"/>
             <w:shd w:fill="F2F5F9"/>
             <w:tcMar>
-              <w:top w:w="80" w:type="dxa"/>
-              <w:bottom w:w="80" w:type="dxa"/>
-              <w:left w:w="100" w:type="dxa"/>
-              <w:right w:w="100" w:type="dxa"/>
+              <w:top w:w="70" w:type="dxa"/>
+              <w:bottom w:w="70" w:type="dxa"/>
+              <w:left w:w="90" w:type="dxa"/>
+              <w:right w:w="90" w:type="dxa"/>
             </w:tcMar>
           </w:tcPr>
           <w:p>
@@ -5784,14 +5784,14 @@
         </w:tc>
         <w:tc>
           <w:tcPr>
-            <w:tcW w:type="dxa" w:w="1505"/>
+            <w:tcW w:type="dxa" w:w="2494"/>
             <w:vAlign w:val="center"/>
             <w:shd w:fill="F2F5F9"/>
             <w:tcMar>
-              <w:top w:w="80" w:type="dxa"/>
-              <w:bottom w:w="80" w:type="dxa"/>
-              <w:left w:w="100" w:type="dxa"/>
-              <w:right w:w="100" w:type="dxa"/>
+              <w:top w:w="70" w:type="dxa"/>
+              <w:bottom w:w="70" w:type="dxa"/>
+              <w:left w:w="90" w:type="dxa"/>
+              <w:right w:w="90" w:type="dxa"/>
             </w:tcMar>
           </w:tcPr>
           <w:p>
@@ -5803,7 +5803,7 @@
               <w:rPr>
                 <w:rFonts w:ascii="Calibri" w:hAnsi="Calibri"/>
                 <w:color w:val="262626"/>
-                <w:sz w:val="19"/>
+                <w:sz w:val="18"/>
               </w:rPr>
               <w:t>✅</w:t>
             </w:r>
@@ -5811,14 +5811,14 @@
         </w:tc>
         <w:tc>
           <w:tcPr>
-            <w:tcW w:type="dxa" w:w="1505"/>
+            <w:tcW w:type="dxa" w:w="2494"/>
             <w:vAlign w:val="center"/>
             <w:shd w:fill="F2F5F9"/>
             <w:tcMar>
-              <w:top w:w="80" w:type="dxa"/>
-              <w:bottom w:w="80" w:type="dxa"/>
-              <w:left w:w="100" w:type="dxa"/>
-              <w:right w:w="100" w:type="dxa"/>
+              <w:top w:w="70" w:type="dxa"/>
+              <w:bottom w:w="70" w:type="dxa"/>
+              <w:left w:w="90" w:type="dxa"/>
+              <w:right w:w="90" w:type="dxa"/>
             </w:tcMar>
           </w:tcPr>
           <w:p>
@@ -5830,7 +5830,7 @@
               <w:rPr>
                 <w:rFonts w:ascii="Calibri" w:hAnsi="Calibri"/>
                 <w:color w:val="262626"/>
-                <w:sz w:val="19"/>
+                <w:sz w:val="18"/>
               </w:rPr>
               <w:t>✅</w:t>
             </w:r>
@@ -5838,14 +5838,14 @@
         </w:tc>
         <w:tc>
           <w:tcPr>
-            <w:tcW w:type="dxa" w:w="1505"/>
+            <w:tcW w:type="dxa" w:w="2494"/>
             <w:vAlign w:val="center"/>
             <w:shd w:fill="F2F5F9"/>
             <w:tcMar>
-              <w:top w:w="80" w:type="dxa"/>
-              <w:bottom w:w="80" w:type="dxa"/>
-              <w:left w:w="100" w:type="dxa"/>
-              <w:right w:w="100" w:type="dxa"/>
+              <w:top w:w="70" w:type="dxa"/>
+              <w:bottom w:w="70" w:type="dxa"/>
+              <w:left w:w="90" w:type="dxa"/>
+              <w:right w:w="90" w:type="dxa"/>
             </w:tcMar>
           </w:tcPr>
           <w:p>
@@ -5857,7 +5857,7 @@
               <w:rPr>
                 <w:rFonts w:ascii="Calibri" w:hAnsi="Calibri"/>
                 <w:color w:val="262626"/>
-                <w:sz w:val="19"/>
+                <w:sz w:val="18"/>
               </w:rPr>
               <w:t>✅</w:t>
             </w:r>
@@ -5867,7 +5867,7 @@
     </w:tbl>
     <w:p>
       <w:pPr>
-        <w:spacing w:after="120"/>
+        <w:spacing w:after="100"/>
       </w:pPr>
     </w:p>
     <w:p>
@@ -5877,9 +5877,9 @@
       <w:r>
         <w:rPr>
           <w:color w:val="C8D2E1"/>
-          <w:sz w:val="16"/>
+          <w:sz w:val="14"/>
         </w:rPr>
-        <w:t>_________________________________________________________________________________</w:t>
+        <w:t>————————————————————————————————————————————————————————————————————————————————————————————————————————————————————————</w:t>
       </w:r>
     </w:p>
     <w:p>
@@ -5913,12 +5913,12 @@
         </w:tblBorders>
       </w:tblPr>
       <w:tblGrid>
-        <w:gridCol w:w="1505"/>
-        <w:gridCol w:w="1505"/>
-        <w:gridCol w:w="1505"/>
-        <w:gridCol w:w="1505"/>
-        <w:gridCol w:w="1505"/>
-        <w:gridCol w:w="1505"/>
+        <w:gridCol w:w="2494"/>
+        <w:gridCol w:w="2494"/>
+        <w:gridCol w:w="2494"/>
+        <w:gridCol w:w="2494"/>
+        <w:gridCol w:w="2494"/>
+        <w:gridCol w:w="2494"/>
       </w:tblGrid>
       <w:tr>
         <w:trPr>
@@ -5928,7 +5928,7 @@
         </w:trPr>
         <w:tc>
           <w:tcPr>
-            <w:tcW w:type="dxa" w:w="1505"/>
+            <w:tcW w:type="dxa" w:w="2494"/>
             <w:vAlign w:val="center"/>
             <w:shd w:fill="1F3864"/>
             <w:tcMar>
@@ -5956,7 +5956,7 @@
         </w:tc>
         <w:tc>
           <w:tcPr>
-            <w:tcW w:type="dxa" w:w="1505"/>
+            <w:tcW w:type="dxa" w:w="2494"/>
             <w:vAlign w:val="center"/>
             <w:shd w:fill="1F3864"/>
             <w:tcMar>
@@ -5984,7 +5984,7 @@
         </w:tc>
         <w:tc>
           <w:tcPr>
-            <w:tcW w:type="dxa" w:w="1505"/>
+            <w:tcW w:type="dxa" w:w="2494"/>
             <w:vAlign w:val="center"/>
             <w:shd w:fill="1F3864"/>
             <w:tcMar>
@@ -6012,7 +6012,7 @@
         </w:tc>
         <w:tc>
           <w:tcPr>
-            <w:tcW w:type="dxa" w:w="1505"/>
+            <w:tcW w:type="dxa" w:w="2494"/>
             <w:vAlign w:val="center"/>
             <w:shd w:fill="1F3864"/>
             <w:tcMar>
@@ -6040,7 +6040,7 @@
         </w:tc>
         <w:tc>
           <w:tcPr>
-            <w:tcW w:type="dxa" w:w="1505"/>
+            <w:tcW w:type="dxa" w:w="2494"/>
             <w:vAlign w:val="center"/>
             <w:shd w:fill="1F3864"/>
             <w:tcMar>
@@ -6068,7 +6068,7 @@
         </w:tc>
         <w:tc>
           <w:tcPr>
-            <w:tcW w:type="dxa" w:w="1505"/>
+            <w:tcW w:type="dxa" w:w="2494"/>
             <w:vAlign w:val="center"/>
             <w:shd w:fill="1F3864"/>
             <w:tcMar>
@@ -6101,14 +6101,14 @@
         </w:trPr>
         <w:tc>
           <w:tcPr>
-            <w:tcW w:type="dxa" w:w="1505"/>
+            <w:tcW w:type="dxa" w:w="2494"/>
             <w:vAlign w:val="center"/>
             <w:shd w:fill="FFFFFF"/>
             <w:tcMar>
-              <w:top w:w="80" w:type="dxa"/>
-              <w:bottom w:w="80" w:type="dxa"/>
-              <w:left w:w="100" w:type="dxa"/>
-              <w:right w:w="100" w:type="dxa"/>
+              <w:top w:w="70" w:type="dxa"/>
+              <w:bottom w:w="70" w:type="dxa"/>
+              <w:left w:w="90" w:type="dxa"/>
+              <w:right w:w="90" w:type="dxa"/>
             </w:tcMar>
           </w:tcPr>
           <w:p>
@@ -6121,7 +6121,7 @@
                 <w:rFonts w:ascii="Calibri" w:hAnsi="Calibri"/>
                 <w:b/>
                 <w:color w:val="262626"/>
-                <w:sz w:val="19"/>
+                <w:sz w:val="18"/>
               </w:rPr>
               <w:t>P1</w:t>
             </w:r>
@@ -6129,14 +6129,14 @@
         </w:tc>
         <w:tc>
           <w:tcPr>
-            <w:tcW w:type="dxa" w:w="1505"/>
+            <w:tcW w:type="dxa" w:w="2494"/>
             <w:vAlign w:val="center"/>
             <w:shd w:fill="FFFFFF"/>
             <w:tcMar>
-              <w:top w:w="80" w:type="dxa"/>
-              <w:bottom w:w="80" w:type="dxa"/>
-              <w:left w:w="100" w:type="dxa"/>
-              <w:right w:w="100" w:type="dxa"/>
+              <w:top w:w="70" w:type="dxa"/>
+              <w:bottom w:w="70" w:type="dxa"/>
+              <w:left w:w="90" w:type="dxa"/>
+              <w:right w:w="90" w:type="dxa"/>
             </w:tcMar>
           </w:tcPr>
           <w:p>
@@ -6148,7 +6148,7 @@
               <w:rPr>
                 <w:rFonts w:ascii="Calibri" w:hAnsi="Calibri"/>
                 <w:color w:val="262626"/>
-                <w:sz w:val="19"/>
+                <w:sz w:val="18"/>
               </w:rPr>
               <w:t>Integrated Smart Systems</w:t>
             </w:r>
@@ -6156,14 +6156,14 @@
         </w:tc>
         <w:tc>
           <w:tcPr>
-            <w:tcW w:type="dxa" w:w="1505"/>
+            <w:tcW w:type="dxa" w:w="2494"/>
             <w:vAlign w:val="center"/>
             <w:shd w:fill="FFFFFF"/>
             <w:tcMar>
-              <w:top w:w="80" w:type="dxa"/>
-              <w:bottom w:w="80" w:type="dxa"/>
-              <w:left w:w="100" w:type="dxa"/>
-              <w:right w:w="100" w:type="dxa"/>
+              <w:top w:w="70" w:type="dxa"/>
+              <w:bottom w:w="70" w:type="dxa"/>
+              <w:left w:w="90" w:type="dxa"/>
+              <w:right w:w="90" w:type="dxa"/>
             </w:tcMar>
           </w:tcPr>
           <w:p>
@@ -6175,7 +6175,7 @@
               <w:rPr>
                 <w:rFonts w:ascii="Calibri" w:hAnsi="Calibri"/>
                 <w:color w:val="262626"/>
-                <w:sz w:val="19"/>
+                <w:sz w:val="18"/>
               </w:rPr>
               <w:t>✅ Fondasi AI</w:t>
             </w:r>
@@ -6183,14 +6183,14 @@
         </w:tc>
         <w:tc>
           <w:tcPr>
-            <w:tcW w:type="dxa" w:w="1505"/>
+            <w:tcW w:type="dxa" w:w="2494"/>
             <w:vAlign w:val="center"/>
             <w:shd w:fill="FFFFFF"/>
             <w:tcMar>
-              <w:top w:w="80" w:type="dxa"/>
-              <w:bottom w:w="80" w:type="dxa"/>
-              <w:left w:w="100" w:type="dxa"/>
-              <w:right w:w="100" w:type="dxa"/>
+              <w:top w:w="70" w:type="dxa"/>
+              <w:bottom w:w="70" w:type="dxa"/>
+              <w:left w:w="90" w:type="dxa"/>
+              <w:right w:w="90" w:type="dxa"/>
             </w:tcMar>
           </w:tcPr>
           <w:p>
@@ -6202,7 +6202,7 @@
               <w:rPr>
                 <w:rFonts w:ascii="Calibri" w:hAnsi="Calibri"/>
                 <w:color w:val="262626"/>
-                <w:sz w:val="19"/>
+                <w:sz w:val="18"/>
               </w:rPr>
               <w:t>✅ Sistem Cerdas</w:t>
             </w:r>
@@ -6210,14 +6210,14 @@
         </w:tc>
         <w:tc>
           <w:tcPr>
-            <w:tcW w:type="dxa" w:w="1505"/>
+            <w:tcW w:type="dxa" w:w="2494"/>
             <w:vAlign w:val="center"/>
             <w:shd w:fill="FFFFFF"/>
             <w:tcMar>
-              <w:top w:w="80" w:type="dxa"/>
-              <w:bottom w:w="80" w:type="dxa"/>
-              <w:left w:w="100" w:type="dxa"/>
-              <w:right w:w="100" w:type="dxa"/>
+              <w:top w:w="70" w:type="dxa"/>
+              <w:bottom w:w="70" w:type="dxa"/>
+              <w:left w:w="90" w:type="dxa"/>
+              <w:right w:w="90" w:type="dxa"/>
             </w:tcMar>
           </w:tcPr>
           <w:p>
@@ -6229,14 +6229,14 @@
         </w:tc>
         <w:tc>
           <w:tcPr>
-            <w:tcW w:type="dxa" w:w="1505"/>
+            <w:tcW w:type="dxa" w:w="2494"/>
             <w:vAlign w:val="center"/>
             <w:shd w:fill="FFFFFF"/>
             <w:tcMar>
-              <w:top w:w="80" w:type="dxa"/>
-              <w:bottom w:w="80" w:type="dxa"/>
-              <w:left w:w="100" w:type="dxa"/>
-              <w:right w:w="100" w:type="dxa"/>
+              <w:top w:w="70" w:type="dxa"/>
+              <w:bottom w:w="70" w:type="dxa"/>
+              <w:left w:w="90" w:type="dxa"/>
+              <w:right w:w="90" w:type="dxa"/>
             </w:tcMar>
           </w:tcPr>
           <w:p>
@@ -6248,7 +6248,7 @@
               <w:rPr>
                 <w:rFonts w:ascii="Calibri" w:hAnsi="Calibri"/>
                 <w:color w:val="262626"/>
-                <w:sz w:val="19"/>
+                <w:sz w:val="18"/>
               </w:rPr>
               <w:t>✅ Data Mining &amp; AI</w:t>
             </w:r>
@@ -6261,14 +6261,14 @@
         </w:trPr>
         <w:tc>
           <w:tcPr>
-            <w:tcW w:type="dxa" w:w="1505"/>
+            <w:tcW w:type="dxa" w:w="2494"/>
             <w:vAlign w:val="center"/>
             <w:shd w:fill="F2F5F9"/>
             <w:tcMar>
-              <w:top w:w="80" w:type="dxa"/>
-              <w:bottom w:w="80" w:type="dxa"/>
-              <w:left w:w="100" w:type="dxa"/>
-              <w:right w:w="100" w:type="dxa"/>
+              <w:top w:w="70" w:type="dxa"/>
+              <w:bottom w:w="70" w:type="dxa"/>
+              <w:left w:w="90" w:type="dxa"/>
+              <w:right w:w="90" w:type="dxa"/>
             </w:tcMar>
           </w:tcPr>
           <w:p>
@@ -6281,7 +6281,7 @@
                 <w:rFonts w:ascii="Calibri" w:hAnsi="Calibri"/>
                 <w:b/>
                 <w:color w:val="262626"/>
-                <w:sz w:val="19"/>
+                <w:sz w:val="18"/>
               </w:rPr>
               <w:t>P2</w:t>
             </w:r>
@@ -6289,14 +6289,14 @@
         </w:tc>
         <w:tc>
           <w:tcPr>
-            <w:tcW w:type="dxa" w:w="1505"/>
+            <w:tcW w:type="dxa" w:w="2494"/>
             <w:vAlign w:val="center"/>
             <w:shd w:fill="F2F5F9"/>
             <w:tcMar>
-              <w:top w:w="80" w:type="dxa"/>
-              <w:bottom w:w="80" w:type="dxa"/>
-              <w:left w:w="100" w:type="dxa"/>
-              <w:right w:w="100" w:type="dxa"/>
+              <w:top w:w="70" w:type="dxa"/>
+              <w:bottom w:w="70" w:type="dxa"/>
+              <w:left w:w="90" w:type="dxa"/>
+              <w:right w:w="90" w:type="dxa"/>
             </w:tcMar>
           </w:tcPr>
           <w:p>
@@ -6308,7 +6308,7 @@
               <w:rPr>
                 <w:rFonts w:ascii="Calibri" w:hAnsi="Calibri"/>
                 <w:color w:val="262626"/>
-                <w:sz w:val="19"/>
+                <w:sz w:val="18"/>
               </w:rPr>
               <w:t>Cloud Infrastructure &amp; Cybersecurity</w:t>
             </w:r>
@@ -6316,14 +6316,14 @@
         </w:tc>
         <w:tc>
           <w:tcPr>
-            <w:tcW w:type="dxa" w:w="1505"/>
+            <w:tcW w:type="dxa" w:w="2494"/>
             <w:vAlign w:val="center"/>
             <w:shd w:fill="F2F5F9"/>
             <w:tcMar>
-              <w:top w:w="80" w:type="dxa"/>
-              <w:bottom w:w="80" w:type="dxa"/>
-              <w:left w:w="100" w:type="dxa"/>
-              <w:right w:w="100" w:type="dxa"/>
+              <w:top w:w="70" w:type="dxa"/>
+              <w:bottom w:w="70" w:type="dxa"/>
+              <w:left w:w="90" w:type="dxa"/>
+              <w:right w:w="90" w:type="dxa"/>
             </w:tcMar>
           </w:tcPr>
           <w:p>
@@ -6335,7 +6335,7 @@
               <w:rPr>
                 <w:rFonts w:ascii="Calibri" w:hAnsi="Calibri"/>
                 <w:color w:val="262626"/>
-                <w:sz w:val="19"/>
+                <w:sz w:val="18"/>
               </w:rPr>
               <w:t>✅ Fondasi Infra</w:t>
             </w:r>
@@ -6343,14 +6343,14 @@
         </w:tc>
         <w:tc>
           <w:tcPr>
-            <w:tcW w:type="dxa" w:w="1505"/>
+            <w:tcW w:type="dxa" w:w="2494"/>
             <w:vAlign w:val="center"/>
             <w:shd w:fill="F2F5F9"/>
             <w:tcMar>
-              <w:top w:w="80" w:type="dxa"/>
-              <w:bottom w:w="80" w:type="dxa"/>
-              <w:left w:w="100" w:type="dxa"/>
-              <w:right w:w="100" w:type="dxa"/>
+              <w:top w:w="70" w:type="dxa"/>
+              <w:bottom w:w="70" w:type="dxa"/>
+              <w:left w:w="90" w:type="dxa"/>
+              <w:right w:w="90" w:type="dxa"/>
             </w:tcMar>
           </w:tcPr>
           <w:p>
@@ -6362,14 +6362,14 @@
         </w:tc>
         <w:tc>
           <w:tcPr>
-            <w:tcW w:type="dxa" w:w="1505"/>
+            <w:tcW w:type="dxa" w:w="2494"/>
             <w:vAlign w:val="center"/>
             <w:shd w:fill="F2F5F9"/>
             <w:tcMar>
-              <w:top w:w="80" w:type="dxa"/>
-              <w:bottom w:w="80" w:type="dxa"/>
-              <w:left w:w="100" w:type="dxa"/>
-              <w:right w:w="100" w:type="dxa"/>
+              <w:top w:w="70" w:type="dxa"/>
+              <w:bottom w:w="70" w:type="dxa"/>
+              <w:left w:w="90" w:type="dxa"/>
+              <w:right w:w="90" w:type="dxa"/>
             </w:tcMar>
           </w:tcPr>
           <w:p>
@@ -6381,7 +6381,7 @@
               <w:rPr>
                 <w:rFonts w:ascii="Calibri" w:hAnsi="Calibri"/>
                 <w:color w:val="262626"/>
-                <w:sz w:val="19"/>
+                <w:sz w:val="18"/>
               </w:rPr>
               <w:t>✅ Cloud, IoT &amp; Cyber</w:t>
             </w:r>
@@ -6389,14 +6389,14 @@
         </w:tc>
         <w:tc>
           <w:tcPr>
-            <w:tcW w:type="dxa" w:w="1505"/>
+            <w:tcW w:type="dxa" w:w="2494"/>
             <w:vAlign w:val="center"/>
             <w:shd w:fill="F2F5F9"/>
             <w:tcMar>
-              <w:top w:w="80" w:type="dxa"/>
-              <w:bottom w:w="80" w:type="dxa"/>
-              <w:left w:w="100" w:type="dxa"/>
-              <w:right w:w="100" w:type="dxa"/>
+              <w:top w:w="70" w:type="dxa"/>
+              <w:bottom w:w="70" w:type="dxa"/>
+              <w:left w:w="90" w:type="dxa"/>
+              <w:right w:w="90" w:type="dxa"/>
             </w:tcMar>
           </w:tcPr>
           <w:p>
@@ -6413,14 +6413,14 @@
         </w:trPr>
         <w:tc>
           <w:tcPr>
-            <w:tcW w:type="dxa" w:w="1505"/>
+            <w:tcW w:type="dxa" w:w="2494"/>
             <w:vAlign w:val="center"/>
             <w:shd w:fill="FFFFFF"/>
             <w:tcMar>
-              <w:top w:w="80" w:type="dxa"/>
-              <w:bottom w:w="80" w:type="dxa"/>
-              <w:left w:w="100" w:type="dxa"/>
-              <w:right w:w="100" w:type="dxa"/>
+              <w:top w:w="70" w:type="dxa"/>
+              <w:bottom w:w="70" w:type="dxa"/>
+              <w:left w:w="90" w:type="dxa"/>
+              <w:right w:w="90" w:type="dxa"/>
             </w:tcMar>
           </w:tcPr>
           <w:p>
@@ -6433,7 +6433,7 @@
                 <w:rFonts w:ascii="Calibri" w:hAnsi="Calibri"/>
                 <w:b/>
                 <w:color w:val="262626"/>
-                <w:sz w:val="19"/>
+                <w:sz w:val="18"/>
               </w:rPr>
               <w:t>P3</w:t>
             </w:r>
@@ -6441,14 +6441,14 @@
         </w:tc>
         <w:tc>
           <w:tcPr>
-            <w:tcW w:type="dxa" w:w="1505"/>
+            <w:tcW w:type="dxa" w:w="2494"/>
             <w:vAlign w:val="center"/>
             <w:shd w:fill="FFFFFF"/>
             <w:tcMar>
-              <w:top w:w="80" w:type="dxa"/>
-              <w:bottom w:w="80" w:type="dxa"/>
-              <w:left w:w="100" w:type="dxa"/>
-              <w:right w:w="100" w:type="dxa"/>
+              <w:top w:w="70" w:type="dxa"/>
+              <w:bottom w:w="70" w:type="dxa"/>
+              <w:left w:w="90" w:type="dxa"/>
+              <w:right w:w="90" w:type="dxa"/>
             </w:tcMar>
           </w:tcPr>
           <w:p>
@@ -6460,7 +6460,7 @@
               <w:rPr>
                 <w:rFonts w:ascii="Calibri" w:hAnsi="Calibri"/>
                 <w:color w:val="262626"/>
-                <w:sz w:val="19"/>
+                <w:sz w:val="18"/>
               </w:rPr>
               <w:t>Digital Platform Engineering</w:t>
             </w:r>
@@ -6468,14 +6468,14 @@
         </w:tc>
         <w:tc>
           <w:tcPr>
-            <w:tcW w:type="dxa" w:w="1505"/>
+            <w:tcW w:type="dxa" w:w="2494"/>
             <w:vAlign w:val="center"/>
             <w:shd w:fill="FFFFFF"/>
             <w:tcMar>
-              <w:top w:w="80" w:type="dxa"/>
-              <w:bottom w:w="80" w:type="dxa"/>
-              <w:left w:w="100" w:type="dxa"/>
-              <w:right w:w="100" w:type="dxa"/>
+              <w:top w:w="70" w:type="dxa"/>
+              <w:bottom w:w="70" w:type="dxa"/>
+              <w:left w:w="90" w:type="dxa"/>
+              <w:right w:w="90" w:type="dxa"/>
             </w:tcMar>
           </w:tcPr>
           <w:p>
@@ -6487,14 +6487,14 @@
         </w:tc>
         <w:tc>
           <w:tcPr>
-            <w:tcW w:type="dxa" w:w="1505"/>
+            <w:tcW w:type="dxa" w:w="2494"/>
             <w:vAlign w:val="center"/>
             <w:shd w:fill="FFFFFF"/>
             <w:tcMar>
-              <w:top w:w="80" w:type="dxa"/>
-              <w:bottom w:w="80" w:type="dxa"/>
-              <w:left w:w="100" w:type="dxa"/>
-              <w:right w:w="100" w:type="dxa"/>
+              <w:top w:w="70" w:type="dxa"/>
+              <w:bottom w:w="70" w:type="dxa"/>
+              <w:left w:w="90" w:type="dxa"/>
+              <w:right w:w="90" w:type="dxa"/>
             </w:tcMar>
           </w:tcPr>
           <w:p>
@@ -6506,7 +6506,7 @@
               <w:rPr>
                 <w:rFonts w:ascii="Calibri" w:hAnsi="Calibri"/>
                 <w:color w:val="262626"/>
-                <w:sz w:val="19"/>
+                <w:sz w:val="18"/>
               </w:rPr>
               <w:t>✅ Proses Bisnis</w:t>
             </w:r>
@@ -6514,14 +6514,14 @@
         </w:tc>
         <w:tc>
           <w:tcPr>
-            <w:tcW w:type="dxa" w:w="1505"/>
+            <w:tcW w:type="dxa" w:w="2494"/>
             <w:vAlign w:val="center"/>
             <w:shd w:fill="FFFFFF"/>
             <w:tcMar>
-              <w:top w:w="80" w:type="dxa"/>
-              <w:bottom w:w="80" w:type="dxa"/>
-              <w:left w:w="100" w:type="dxa"/>
-              <w:right w:w="100" w:type="dxa"/>
+              <w:top w:w="70" w:type="dxa"/>
+              <w:bottom w:w="70" w:type="dxa"/>
+              <w:left w:w="90" w:type="dxa"/>
+              <w:right w:w="90" w:type="dxa"/>
             </w:tcMar>
           </w:tcPr>
           <w:p>
@@ -6533,14 +6533,14 @@
         </w:tc>
         <w:tc>
           <w:tcPr>
-            <w:tcW w:type="dxa" w:w="1505"/>
+            <w:tcW w:type="dxa" w:w="2494"/>
             <w:vAlign w:val="center"/>
             <w:shd w:fill="FFFFFF"/>
             <w:tcMar>
-              <w:top w:w="80" w:type="dxa"/>
-              <w:bottom w:w="80" w:type="dxa"/>
-              <w:left w:w="100" w:type="dxa"/>
-              <w:right w:w="100" w:type="dxa"/>
+              <w:top w:w="70" w:type="dxa"/>
+              <w:bottom w:w="70" w:type="dxa"/>
+              <w:left w:w="90" w:type="dxa"/>
+              <w:right w:w="90" w:type="dxa"/>
             </w:tcMar>
           </w:tcPr>
           <w:p>
@@ -6552,7 +6552,7 @@
               <w:rPr>
                 <w:rFonts w:ascii="Calibri" w:hAnsi="Calibri"/>
                 <w:color w:val="262626"/>
-                <w:sz w:val="19"/>
+                <w:sz w:val="18"/>
               </w:rPr>
               <w:t>✅ UI/UX &amp; Web/Mobile</w:t>
             </w:r>
@@ -6562,7 +6562,7 @@
     </w:tbl>
     <w:p>
       <w:pPr>
-        <w:spacing w:after="120"/>
+        <w:spacing w:after="100"/>
       </w:pPr>
     </w:p>
     <w:p>
@@ -6572,9 +6572,9 @@
       <w:r>
         <w:rPr>
           <w:color w:val="C8D2E1"/>
-          <w:sz w:val="16"/>
+          <w:sz w:val="14"/>
         </w:rPr>
-        <w:t>_________________________________________________________________________________</w:t>
+        <w:t>————————————————————————————————————————————————————————————————————————————————————————————————————————————————————————</w:t>
       </w:r>
     </w:p>
     <w:p>
@@ -6606,13 +6606,53 @@
       </w:r>
     </w:p>
     <w:sectPr>
-      <w:pgSz w:w="11909" w:h="16834"/>
-      <w:pgMar w:top="1440" w:right="1440" w:bottom="1440" w:left="1440" w:header="720" w:footer="720" w:gutter="0"/>
+      <w:headerReference w:type="default" r:id="rId9"/>
+      <w:footerReference w:type="default" r:id="rId10"/>
+      <w:pgSz w:w="16834" w:h="11909" w:orient="landscape"/>
+      <w:pgMar w:top="936" w:right="936" w:bottom="936" w:left="936" w:header="720" w:footer="720" w:gutter="0"/>
       <w:cols w:space="720"/>
       <w:docGrid w:linePitch="360"/>
     </w:sectPr>
   </w:body>
 </w:document>
+</file>
+
+<file path=word/footer1.xml><?xml version="1.0" encoding="utf-8"?>
+<w:ftr xmlns:m="http://schemas.openxmlformats.org/officeDocument/2006/math" xmlns:mc="http://schemas.openxmlformats.org/markup-compatibility/2006" xmlns:mo="http://schemas.microsoft.com/office/mac/office/2008/main" xmlns:mv="urn:schemas-microsoft-com:mac:vml" xmlns:o="urn:schemas-microsoft-com:office:office" xmlns:r="http://schemas.openxmlformats.org/officeDocument/2006/relationships" xmlns:v="urn:schemas-microsoft-com:vml" xmlns:w10="urn:schemas-microsoft-com:office:word" xmlns:w14="http://schemas.microsoft.com/office/word/2010/wordml" xmlns:w="http://schemas.openxmlformats.org/wordprocessingml/2006/main" xmlns:wne="http://schemas.microsoft.com/office/word/2006/wordml" xmlns:wp14="http://schemas.microsoft.com/office/word/2010/wordprocessingDrawing" xmlns:wp="http://schemas.openxmlformats.org/drawingml/2006/wordprocessingDrawing" xmlns:wpc="http://schemas.microsoft.com/office/word/2010/wordprocessingCanvas" xmlns:wpg="http://schemas.microsoft.com/office/word/2010/wordprocessingGroup" xmlns:wpi="http://schemas.microsoft.com/office/word/2010/wordprocessingInk" xmlns:wps="http://schemas.microsoft.com/office/word/2010/wordprocessingShape" mc:Ignorable="w14 wp14">
+  <w:p>
+    <w:pPr>
+      <w:pStyle w:val="Footer"/>
+      <w:jc w:val="left"/>
+    </w:pPr>
+    <w:r>
+      <w:rPr>
+        <w:rFonts w:ascii="Calibri" w:hAnsi="Calibri"/>
+        <w:color w:val="646464"/>
+        <w:sz w:val="17"/>
+      </w:rPr>
+      <w:t>Buku Kurikulum KPT-OBE SISTEKIN 2026  |  FSTI Universitas Widyagama Malang</w:t>
+    </w:r>
+  </w:p>
+</w:ftr>
+</file>
+
+<file path=word/header1.xml><?xml version="1.0" encoding="utf-8"?>
+<w:hdr xmlns:m="http://schemas.openxmlformats.org/officeDocument/2006/math" xmlns:mc="http://schemas.openxmlformats.org/markup-compatibility/2006" xmlns:mo="http://schemas.microsoft.com/office/mac/office/2008/main" xmlns:mv="urn:schemas-microsoft-com:mac:vml" xmlns:o="urn:schemas-microsoft-com:office:office" xmlns:r="http://schemas.openxmlformats.org/officeDocument/2006/relationships" xmlns:v="urn:schemas-microsoft-com:vml" xmlns:w10="urn:schemas-microsoft-com:office:word" xmlns:w14="http://schemas.microsoft.com/office/word/2010/wordml" xmlns:w="http://schemas.openxmlformats.org/wordprocessingml/2006/main" xmlns:wne="http://schemas.microsoft.com/office/word/2006/wordml" xmlns:wp14="http://schemas.microsoft.com/office/word/2010/wordprocessingDrawing" xmlns:wp="http://schemas.openxmlformats.org/drawingml/2006/wordprocessingDrawing" xmlns:wpc="http://schemas.microsoft.com/office/word/2010/wordprocessingCanvas" xmlns:wpg="http://schemas.microsoft.com/office/word/2010/wordprocessingGroup" xmlns:wpi="http://schemas.microsoft.com/office/word/2010/wordprocessingInk" xmlns:wps="http://schemas.microsoft.com/office/word/2010/wordprocessingShape" mc:Ignorable="w14 wp14">
+  <w:p>
+    <w:pPr>
+      <w:pStyle w:val="Header"/>
+      <w:jc w:val="right"/>
+    </w:pPr>
+    <w:r>
+      <w:rPr>
+        <w:rFonts w:ascii="Calibri" w:hAnsi="Calibri"/>
+        <w:color w:val="646464"/>
+        <w:sz w:val="17"/>
+      </w:rPr>
+      <w:t>PROGRAM STUDI SISTEM DAN TEKNOLOGI INFORMASI (SISTEKIN) — FSTI UWG</w:t>
+    </w:r>
+  </w:p>
+</w:hdr>
 </file>
 
 <file path=word/numbering.xml><?xml version="1.0" encoding="utf-8"?>
